--- a/vorlage_schreiben-1.docx
+++ b/vorlage_schreiben-1.docx
@@ -1,6 +1,6 @@
 
 <file path=word/document.xml><?xml version="1.0" encoding="utf-8"?>
-<w:document xmlns:wpc="http://schemas.microsoft.com/office/word/2010/wordprocessingCanvas" xmlns:cx="http://schemas.microsoft.com/office/drawing/2014/chartex" xmlns:cx1="http://schemas.microsoft.com/office/drawing/2015/9/8/chartex" xmlns:cx2="http://schemas.microsoft.com/office/drawing/2015/10/21/chartex" xmlns:cx3="http://schemas.microsoft.com/office/drawing/2016/5/9/chartex" xmlns:cx4="http://schemas.microsoft.com/office/drawing/2016/5/10/chartex" xmlns:cx5="http://schemas.microsoft.com/office/drawing/2016/5/11/chartex" xmlns:cx6="http://schemas.microsoft.com/office/drawing/2016/5/12/chartex" xmlns:cx7="http://schemas.microsoft.com/office/drawing/2016/5/13/chartex" xmlns:cx8="http://schemas.microsoft.com/office/drawing/2016/5/14/chartex" xmlns:mc="http://schemas.openxmlformats.org/markup-compatibility/2006" xmlns:aink="http://schemas.microsoft.com/office/drawing/2016/ink" xmlns:am3d="http://schemas.microsoft.com/office/drawing/2017/model3d" xmlns:o="urn:schemas-microsoft-com:office:office" xmlns:oel="http://schemas.microsoft.com/office/2019/extlst" xmlns:r="http://schemas.openxmlformats.org/officeDocument/2006/relationships" xmlns:m="http://schemas.openxmlformats.org/officeDocument/2006/math" xmlns:v="urn:schemas-microsoft-com:vml" xmlns:wp14="http://schemas.microsoft.com/office/word/2010/wordprocessingDrawing" xmlns:wp="http://schemas.openxmlformats.org/drawingml/2006/wordprocessingDrawing" xmlns:w10="urn:schemas-microsoft-com:office:word" xmlns:w="http://schemas.openxmlformats.org/wordprocessingml/2006/main" xmlns:w14="http://schemas.microsoft.com/office/word/2010/wordml" xmlns:w15="http://schemas.microsoft.com/office/word/2012/wordml" xmlns:w16cex="http://schemas.microsoft.com/office/word/2018/wordml/cex" xmlns:w16cid="http://schemas.microsoft.com/office/word/2016/wordml/cid" xmlns:w16="http://schemas.microsoft.com/office/word/2018/wordml" xmlns:w16du="http://schemas.microsoft.com/office/word/2023/wordml/word16du" xmlns:w16sdtdh="http://schemas.microsoft.com/office/word/2020/wordml/sdtdatahash" xmlns:w16sdtfl="http://schemas.microsoft.com/office/word/2024/wordml/sdtformatlock" xmlns:w16se="http://schemas.microsoft.com/office/word/2015/wordml/symex" xmlns:wpg="http://schemas.microsoft.com/office/word/2010/wordprocessingGroup" xmlns:wpi="http://schemas.microsoft.com/office/word/2010/wordprocessingInk" xmlns:wne="http://schemas.microsoft.com/office/word/2006/wordml" xmlns:wps="http://schemas.microsoft.com/office/word/2010/wordprocessingShape" mc:Ignorable="w14 w15 w16se w16cid w16 w16cex w16sdtdh w16sdtfl w16du wp14">
+<w:document xmlns:wpc="http://schemas.microsoft.com/office/word/2010/wordprocessingCanvas" xmlns:cx="http://schemas.microsoft.com/office/drawing/2014/chartex" xmlns:cx1="http://schemas.microsoft.com/office/drawing/2015/9/8/chartex" xmlns:cx2="http://schemas.microsoft.com/office/drawing/2015/10/21/chartex" xmlns:cx3="http://schemas.microsoft.com/office/drawing/2016/5/9/chartex" xmlns:cx4="http://schemas.microsoft.com/office/drawing/2016/5/10/chartex" xmlns:cx5="http://schemas.microsoft.com/office/drawing/2016/5/11/chartex" xmlns:cx6="http://schemas.microsoft.com/office/drawing/2016/5/12/chartex" xmlns:cx7="http://schemas.microsoft.com/office/drawing/2016/5/13/chartex" xmlns:cx8="http://schemas.microsoft.com/office/drawing/2016/5/14/chartex" xmlns:mc="http://schemas.openxmlformats.org/markup-compatibility/2006" xmlns:aink="http://schemas.microsoft.com/office/drawing/2016/ink" xmlns:am3d="http://schemas.microsoft.com/office/drawing/2017/model3d" xmlns:o="urn:schemas-microsoft-com:office:office" xmlns:r="http://schemas.openxmlformats.org/officeDocument/2006/relationships" xmlns:m="http://schemas.openxmlformats.org/officeDocument/2006/math" xmlns:v="urn:schemas-microsoft-com:vml" xmlns:wp14="http://schemas.microsoft.com/office/word/2010/wordprocessingDrawing" xmlns:wp="http://schemas.openxmlformats.org/drawingml/2006/wordprocessingDrawing" xmlns:w10="urn:schemas-microsoft-com:office:word" xmlns:w="http://schemas.openxmlformats.org/wordprocessingml/2006/main" xmlns:w14="http://schemas.microsoft.com/office/word/2010/wordml" xmlns:w15="http://schemas.microsoft.com/office/word/2012/wordml" xmlns:w16cex="http://schemas.microsoft.com/office/word/2018/wordml/cex" xmlns:w16cid="http://schemas.microsoft.com/office/word/2016/wordml/cid" xmlns:w16="http://schemas.microsoft.com/office/word/2018/wordml" xmlns:w16sdtdh="http://schemas.microsoft.com/office/word/2020/wordml/sdtdatahash" xmlns:w16se="http://schemas.microsoft.com/office/word/2015/wordml/symex" xmlns:wpg="http://schemas.microsoft.com/office/word/2010/wordprocessingGroup" xmlns:wpi="http://schemas.microsoft.com/office/word/2010/wordprocessingInk" xmlns:wne="http://schemas.microsoft.com/office/word/2006/wordml" xmlns:wps="http://schemas.microsoft.com/office/word/2010/wordprocessingShape" mc:Ignorable="w14 w15 w16se w16cid w16 w16cex w16sdtdh wp14">
   <w:body>
     <w:bookmarkStart w:id="0" w:name="_Hlk210834215"/>
     <w:bookmarkEnd w:id="0"/>
@@ -72,7 +72,25 @@
                                 <w:color w:val="000000"/>
                                 <w:sz w:val="14"/>
                               </w:rPr>
-                              <w:t xml:space="preserve">RA Michael Hohlwein </w:t>
+                              <w:t xml:space="preserve">RA Michael </w:t>
+                            </w:r>
+                            <w:proofErr w:type="spellStart"/>
+                            <w:r>
+                              <w:rPr>
+                                <w:rFonts w:cs="Arial"/>
+                                <w:color w:val="000000"/>
+                                <w:sz w:val="14"/>
+                              </w:rPr>
+                              <w:t>Hohlwein</w:t>
+                            </w:r>
+                            <w:proofErr w:type="spellEnd"/>
+                            <w:r>
+                              <w:rPr>
+                                <w:rFonts w:cs="Arial"/>
+                                <w:color w:val="000000"/>
+                                <w:sz w:val="14"/>
+                              </w:rPr>
+                              <w:t xml:space="preserve"> </w:t>
                             </w:r>
                             <w:r>
                               <w:rPr>
@@ -114,16 +132,7 @@
                                 <w:color w:val="000080"/>
                                 <w:sz w:val="14"/>
                               </w:rPr>
-                              <w:t xml:space="preserve"> </w:t>
-                            </w:r>
-                            <w:proofErr w:type="gramStart"/>
-                            <w:r>
-                              <w:rPr>
-                                <w:rFonts w:cs="Arial"/>
-                                <w:color w:val="000080"/>
-                                <w:sz w:val="14"/>
-                              </w:rPr>
-                              <w:t>|</w:t>
+                              <w:t xml:space="preserve"> |</w:t>
                             </w:r>
                             <w:r>
                               <w:rPr>
@@ -131,16 +140,7 @@
                                 <w:color w:val="000000"/>
                                 <w:sz w:val="14"/>
                               </w:rPr>
-                              <w:t xml:space="preserve">  06114</w:t>
-                            </w:r>
-                            <w:proofErr w:type="gramEnd"/>
-                            <w:r>
-                              <w:rPr>
-                                <w:rFonts w:cs="Arial"/>
-                                <w:color w:val="000000"/>
-                                <w:sz w:val="14"/>
-                              </w:rPr>
-                              <w:t xml:space="preserve"> Halle/Saale</w:t>
+                              <w:t xml:space="preserve">  06114 Halle/Saale</w:t>
                             </w:r>
                           </w:p>
                           <w:p/>
@@ -164,7 +164,7 @@
               </wp:anchor>
             </w:drawing>
           </mc:Choice>
-          <mc:Fallback>
+          <mc:Fallback xmlns:w16sdtfl="http://schemas.microsoft.com/office/word/2024/wordml/sdtformatlock" xmlns:w16du="http://schemas.microsoft.com/office/word/2023/wordml/word16du" xmlns:oel="http://schemas.microsoft.com/office/2019/extlst">
             <w:pict>
               <v:shapetype w14:anchorId="22E1A2A0" id="_x0000_t202" coordsize="21600,21600" o:spt="202" path="m,l,21600r21600,l21600,xe">
                 <v:stroke joinstyle="miter"/>
@@ -348,7 +348,7 @@
               </wp:anchor>
             </w:drawing>
           </mc:Choice>
-          <mc:Fallback>
+          <mc:Fallback xmlns:w16sdtfl="http://schemas.microsoft.com/office/word/2024/wordml/sdtformatlock" xmlns:w16du="http://schemas.microsoft.com/office/word/2023/wordml/word16du" xmlns:oel="http://schemas.microsoft.com/office/2019/extlst">
             <w:pict>
               <v:shape w14:anchorId="74096406" id="Textfeld 3" o:spid="_x0000_s1027" type="#_x0000_t202" style="position:absolute;margin-left:-20.6pt;margin-top:21.95pt;width:237.35pt;height:62.25pt;z-index:-251658240;visibility:visible;mso-wrap-style:square;mso-width-percent:0;mso-height-percent:0;mso-wrap-distance-left:9.05pt;mso-wrap-distance-top:0;mso-wrap-distance-right:9.05pt;mso-wrap-distance-bottom:0;mso-position-horizontal:absolute;mso-position-horizontal-relative:text;mso-position-vertical:absolute;mso-position-vertical-relative:text;mso-width-percent:0;mso-height-percent:0;mso-width-relative:page;mso-height-relative:page;v-text-anchor:top" o:gfxdata="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" stroked="f">
                 <v:fill opacity="0"/>
@@ -533,7 +533,7 @@
               </wp:anchor>
             </w:drawing>
           </mc:Choice>
-          <mc:Fallback>
+          <mc:Fallback xmlns:w16sdtfl="http://schemas.microsoft.com/office/word/2024/wordml/sdtformatlock" xmlns:w16du="http://schemas.microsoft.com/office/word/2023/wordml/word16du" xmlns:oel="http://schemas.microsoft.com/office/2019/extlst">
             <w:pict>
               <v:shape w14:anchorId="47D8D631" id="Text Box 5" o:spid="_x0000_s1028" type="#_x0000_t202" style="position:absolute;margin-left:342.6pt;margin-top:1.15pt;width:135.75pt;height:37.5pt;z-index:251662336;visibility:visible;mso-wrap-style:square;mso-width-percent:0;mso-height-percent:0;mso-wrap-distance-left:9pt;mso-wrap-distance-top:0;mso-wrap-distance-right:9pt;mso-wrap-distance-bottom:0;mso-position-horizontal:absolute;mso-position-horizontal-relative:margin;mso-position-vertical:absolute;mso-position-vertical-relative:text;mso-width-percent:0;mso-height-percent:0;mso-width-relative:margin;mso-height-relative:margin;v-text-anchor:top" o:gfxdata="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" filled="f" strokeweight=".25pt">
                 <v:stroke dashstyle="longDashDotDot" endcap="square"/>
@@ -693,12 +693,12 @@
     </w:p>
     <w:p>
       <w:pPr>
-        <w:pStyle w:val="NoSpacing"/>
+        <w:pStyle w:val="KeinLeerraum"/>
       </w:pPr>
     </w:p>
     <w:p>
       <w:pPr>
-        <w:pStyle w:val="NormalWeb"/>
+        <w:pStyle w:val="StandardWeb"/>
         <w:rPr>
           <w:rFonts w:ascii="Arial MT Pro" w:hAnsi="Arial MT Pro"/>
           <w:sz w:val="22"/>
@@ -716,7 +716,7 @@
     </w:p>
     <w:p>
       <w:pPr>
-        <w:pStyle w:val="NormalWeb"/>
+        <w:pStyle w:val="StandardWeb"/>
         <w:rPr>
           <w:rFonts w:ascii="Arial MT Pro" w:hAnsi="Arial MT Pro"/>
           <w:sz w:val="22"/>
@@ -741,7 +741,7 @@
       </w:r>
       <w:r>
         <w:rPr>
-          <w:rStyle w:val="Strong"/>
+          <w:rStyle w:val="Fett"/>
           <w:rFonts w:ascii="Arial MT Pro" w:eastAsiaTheme="majorEastAsia" w:hAnsi="Arial MT Pro"/>
           <w:b w:val="0"/>
           <w:bCs w:val="0"/>
@@ -793,7 +793,7 @@
     </w:p>
     <w:p>
       <w:pPr>
-        <w:pStyle w:val="NormalWeb"/>
+        <w:pStyle w:val="StandardWeb"/>
         <w:rPr>
           <w:rFonts w:ascii="Arial MT Pro" w:hAnsi="Arial MT Pro"/>
           <w:sz w:val="22"/>
@@ -811,7 +811,7 @@
     </w:p>
     <w:p>
       <w:pPr>
-        <w:pStyle w:val="NormalWeb"/>
+        <w:pStyle w:val="StandardWeb"/>
         <w:rPr>
           <w:rFonts w:ascii="Arial MT Pro" w:hAnsi="Arial MT Pro"/>
           <w:sz w:val="22"/>
@@ -820,7 +820,7 @@
       </w:pPr>
       <w:r>
         <w:rPr>
-          <w:rStyle w:val="Strong"/>
+          <w:rStyle w:val="Fett"/>
           <w:rFonts w:ascii="Arial MT Pro" w:eastAsiaTheme="majorEastAsia" w:hAnsi="Arial MT Pro"/>
           <w:b w:val="0"/>
           <w:bCs w:val="0"/>
@@ -856,7 +856,7 @@
     </w:p>
     <w:p>
       <w:pPr>
-        <w:pStyle w:val="NormalWeb"/>
+        <w:pStyle w:val="StandardWeb"/>
         <w:rPr>
           <w:rFonts w:ascii="Arial MT Pro" w:hAnsi="Arial MT Pro"/>
           <w:sz w:val="22"/>
@@ -909,7 +909,23 @@
           <w:sz w:val="22"/>
           <w:szCs w:val="22"/>
         </w:rPr>
-        <w:t xml:space="preserve"> das </w:t>
+        <w:t xml:space="preserve"> das</w:t>
+      </w:r>
+      <w:r>
+        <w:rPr>
+          <w:rFonts w:ascii="Arial MT Pro" w:hAnsi="Arial MT Pro"/>
+          <w:sz w:val="22"/>
+          <w:szCs w:val="22"/>
+        </w:rPr>
+        <w:t xml:space="preserve">s </w:t>
+      </w:r>
+      <w:r>
+        <w:rPr>
+          <w:rFonts w:ascii="Arial MT Pro" w:hAnsi="Arial MT Pro"/>
+          <w:sz w:val="22"/>
+          <w:szCs w:val="22"/>
+        </w:rPr>
+        <w:t xml:space="preserve"> </w:t>
       </w:r>
       <w:r>
         <w:rPr>
@@ -926,6 +942,14 @@
           <w:szCs w:val="22"/>
         </w:rPr>
         <w:t xml:space="preserve"> </w:t>
+      </w:r>
+      <w:r>
+        <w:rPr>
+          <w:rFonts w:ascii="Arial MT Pro" w:eastAsiaTheme="majorEastAsia" w:hAnsi="Arial MT Pro"/>
+          <w:sz w:val="22"/>
+          <w:szCs w:val="22"/>
+        </w:rPr>
+        <w:t xml:space="preserve"> vorsteuerberechtigt </w:t>
       </w:r>
       <w:r>
         <w:rPr>
@@ -938,7 +962,7 @@
     </w:p>
     <w:p>
       <w:pPr>
-        <w:pStyle w:val="NormalWeb"/>
+        <w:pStyle w:val="StandardWeb"/>
         <w:rPr>
           <w:rFonts w:ascii="Arial MT Pro" w:hAnsi="Arial MT Pro"/>
           <w:sz w:val="22"/>
@@ -947,7 +971,7 @@
       </w:pPr>
       <w:r>
         <w:rPr>
-          <w:rStyle w:val="Strong"/>
+          <w:rStyle w:val="Fett"/>
           <w:rFonts w:ascii="Arial MT Pro" w:eastAsiaTheme="majorEastAsia" w:hAnsi="Arial MT Pro"/>
           <w:sz w:val="22"/>
           <w:szCs w:val="22"/>
@@ -1013,7 +1037,7 @@
       </w:r>
       <w:r>
         <w:rPr>
-          <w:rStyle w:val="Strong"/>
+          <w:rStyle w:val="Fett"/>
           <w:rFonts w:ascii="Arial MT Pro" w:eastAsiaTheme="majorEastAsia" w:hAnsi="Arial MT Pro"/>
           <w:b w:val="0"/>
           <w:bCs w:val="0"/>
@@ -1024,7 +1048,7 @@
       </w:r>
       <w:r>
         <w:rPr>
-          <w:rStyle w:val="Strong"/>
+          <w:rStyle w:val="Fett"/>
           <w:rFonts w:ascii="Arial MT Pro" w:eastAsiaTheme="majorEastAsia" w:hAnsi="Arial MT Pro"/>
           <w:b w:val="0"/>
           <w:bCs w:val="0"/>
@@ -1076,7 +1100,7 @@
     </w:p>
     <w:p>
       <w:pPr>
-        <w:pStyle w:val="NormalWeb"/>
+        <w:pStyle w:val="StandardWeb"/>
         <w:rPr>
           <w:rFonts w:ascii="Arial MT Pro" w:hAnsi="Arial MT Pro"/>
           <w:sz w:val="22"/>
@@ -1086,7 +1110,7 @@
     </w:p>
     <w:p>
       <w:pPr>
-        <w:pStyle w:val="NormalWeb"/>
+        <w:pStyle w:val="StandardWeb"/>
         <w:rPr>
           <w:rFonts w:ascii="Arial MT Pro" w:hAnsi="Arial MT Pro"/>
           <w:sz w:val="22"/>
@@ -1096,7 +1120,7 @@
     </w:p>
     <w:p>
       <w:pPr>
-        <w:pStyle w:val="NormalWeb"/>
+        <w:pStyle w:val="StandardWeb"/>
         <w:rPr>
           <w:rFonts w:ascii="Arial MT Pro" w:hAnsi="Arial MT Pro"/>
           <w:sz w:val="22"/>
@@ -1114,7 +1138,7 @@
       </w:r>
       <w:r>
         <w:rPr>
-          <w:rStyle w:val="Strong"/>
+          <w:rStyle w:val="Fett"/>
           <w:rFonts w:ascii="Arial MT Pro" w:eastAsiaTheme="majorEastAsia" w:hAnsi="Arial MT Pro"/>
           <w:b w:val="0"/>
           <w:bCs w:val="0"/>
@@ -1126,7 +1150,7 @@
       <w:proofErr w:type="spellStart"/>
       <w:r>
         <w:rPr>
-          <w:rStyle w:val="Strong"/>
+          <w:rStyle w:val="Fett"/>
           <w:rFonts w:ascii="Arial MT Pro" w:eastAsiaTheme="majorEastAsia" w:hAnsi="Arial MT Pro"/>
           <w:b w:val="0"/>
           <w:bCs w:val="0"/>
@@ -1147,7 +1171,7 @@
     </w:p>
     <w:p>
       <w:pPr>
-        <w:pStyle w:val="NormalWeb"/>
+        <w:pStyle w:val="StandardWeb"/>
         <w:rPr>
           <w:rFonts w:ascii="Arial MT Pro" w:hAnsi="Arial MT Pro"/>
           <w:sz w:val="22"/>
@@ -1164,7 +1188,7 @@
       </w:r>
       <w:r>
         <w:rPr>
-          <w:rStyle w:val="Strong"/>
+          <w:rStyle w:val="Fett"/>
           <w:rFonts w:ascii="Arial MT Pro" w:eastAsiaTheme="majorEastAsia" w:hAnsi="Arial MT Pro"/>
           <w:b w:val="0"/>
           <w:bCs w:val="0"/>
@@ -1184,7 +1208,7 @@
     </w:p>
     <w:tbl>
       <w:tblPr>
-        <w:tblStyle w:val="TableGrid"/>
+        <w:tblStyle w:val="Tabellenraster"/>
         <w:tblW w:w="0" w:type="auto"/>
         <w:tblBorders>
           <w:insideH w:val="none" w:sz="0" w:space="0" w:color="auto"/>
@@ -1203,7 +1227,7 @@
           </w:tcPr>
           <w:p>
             <w:pPr>
-              <w:pStyle w:val="NoSpacing"/>
+              <w:pStyle w:val="KeinLeerraum"/>
               <w:rPr>
                 <w:rFonts w:ascii="Arial MT Pro" w:hAnsi="Arial MT Pro"/>
               </w:rPr>
@@ -1217,7 +1241,7 @@
           </w:p>
           <w:p>
             <w:pPr>
-              <w:pStyle w:val="NoSpacing"/>
+              <w:pStyle w:val="KeinLeerraum"/>
               <w:rPr>
                 <w:rFonts w:ascii="Arial MT Pro" w:hAnsi="Arial MT Pro"/>
               </w:rPr>
@@ -1237,7 +1261,7 @@
           </w:tcPr>
           <w:p>
             <w:pPr>
-              <w:pStyle w:val="NoSpacing"/>
+              <w:pStyle w:val="KeinLeerraum"/>
               <w:jc w:val="right"/>
             </w:pPr>
             <w:r>
@@ -1246,7 +1270,7 @@
           </w:p>
           <w:p>
             <w:pPr>
-              <w:pStyle w:val="NoSpacing"/>
+              <w:pStyle w:val="KeinLeerraum"/>
               <w:jc w:val="right"/>
               <w:rPr>
                 <w:rFonts w:ascii="Arial MT Pro" w:hAnsi="Arial MT Pro"/>
@@ -1266,7 +1290,7 @@
           </w:tcPr>
           <w:p>
             <w:pPr>
-              <w:pStyle w:val="NoSpacing"/>
+              <w:pStyle w:val="KeinLeerraum"/>
               <w:rPr>
                 <w:rFonts w:ascii="Arial MT Pro" w:hAnsi="Arial MT Pro"/>
               </w:rPr>
@@ -1286,7 +1310,7 @@
           </w:tcPr>
           <w:p>
             <w:pPr>
-              <w:pStyle w:val="NoSpacing"/>
+              <w:pStyle w:val="KeinLeerraum"/>
               <w:jc w:val="right"/>
               <w:rPr>
                 <w:rFonts w:ascii="Arial MT Pro" w:hAnsi="Arial MT Pro"/>
@@ -1306,7 +1330,7 @@
           </w:tcPr>
           <w:p>
             <w:pPr>
-              <w:pStyle w:val="NoSpacing"/>
+              <w:pStyle w:val="KeinLeerraum"/>
               <w:rPr>
                 <w:rFonts w:ascii="Arial MT Pro" w:hAnsi="Arial MT Pro"/>
               </w:rPr>
@@ -1326,7 +1350,7 @@
           </w:tcPr>
           <w:p>
             <w:pPr>
-              <w:pStyle w:val="NoSpacing"/>
+              <w:pStyle w:val="KeinLeerraum"/>
               <w:jc w:val="right"/>
               <w:rPr>
                 <w:rFonts w:ascii="Arial MT Pro" w:hAnsi="Arial MT Pro"/>
@@ -1349,7 +1373,7 @@
           </w:tcPr>
           <w:p>
             <w:pPr>
-              <w:pStyle w:val="NoSpacing"/>
+              <w:pStyle w:val="KeinLeerraum"/>
               <w:rPr>
                 <w:rFonts w:ascii="Arial MT Pro" w:hAnsi="Arial MT Pro"/>
               </w:rPr>
@@ -1366,7 +1390,7 @@
           </w:tcPr>
           <w:p>
             <w:pPr>
-              <w:pStyle w:val="NoSpacing"/>
+              <w:pStyle w:val="KeinLeerraum"/>
               <w:jc w:val="right"/>
               <w:rPr>
                 <w:rFonts w:ascii="Arial MT Pro" w:hAnsi="Arial MT Pro"/>
@@ -1390,7 +1414,7 @@
           </w:tcPr>
           <w:p>
             <w:pPr>
-              <w:pStyle w:val="NoSpacing"/>
+              <w:pStyle w:val="KeinLeerraum"/>
               <w:rPr>
                 <w:rFonts w:ascii="Arial MT Pro" w:hAnsi="Arial MT Pro"/>
                 <w:b/>
@@ -1442,7 +1466,7 @@
           </w:tcPr>
           <w:p>
             <w:pPr>
-              <w:pStyle w:val="NoSpacing"/>
+              <w:pStyle w:val="KeinLeerraum"/>
               <w:jc w:val="right"/>
               <w:rPr>
                 <w:rFonts w:ascii="Arial MT Pro" w:hAnsi="Arial MT Pro"/>
@@ -1517,7 +1541,7 @@
     </w:p>
     <w:p>
       <w:pPr>
-        <w:pStyle w:val="NoSpacing"/>
+        <w:pStyle w:val="KeinLeerraum"/>
       </w:pPr>
     </w:p>
     <w:p>
@@ -1574,7 +1598,7 @@
     </w:p>
     <w:p>
       <w:pPr>
-        <w:pStyle w:val="NoSpacing"/>
+        <w:pStyle w:val="KeinLeerraum"/>
       </w:pPr>
     </w:p>
     <w:p>
@@ -1594,7 +1618,7 @@
     </w:p>
     <w:p>
       <w:pPr>
-        <w:pStyle w:val="ListParagraph"/>
+        <w:pStyle w:val="Listenabsatz"/>
         <w:numPr>
           <w:ilvl w:val="0"/>
           <w:numId w:val="2"/>
@@ -1628,7 +1652,7 @@
     </w:p>
     <w:p>
       <w:pPr>
-        <w:pStyle w:val="ListParagraph"/>
+        <w:pStyle w:val="Listenabsatz"/>
         <w:numPr>
           <w:ilvl w:val="0"/>
           <w:numId w:val="2"/>
@@ -1648,7 +1672,7 @@
     </w:p>
     <w:p>
       <w:pPr>
-        <w:pStyle w:val="ListParagraph"/>
+        <w:pStyle w:val="Listenabsatz"/>
         <w:numPr>
           <w:ilvl w:val="0"/>
           <w:numId w:val="2"/>
@@ -1689,7 +1713,7 @@
 </file>
 
 <file path=word/endnotes.xml><?xml version="1.0" encoding="utf-8"?>
-<w:endnotes xmlns:wpc="http://schemas.microsoft.com/office/word/2010/wordprocessingCanvas" xmlns:cx="http://schemas.microsoft.com/office/drawing/2014/chartex" xmlns:cx1="http://schemas.microsoft.com/office/drawing/2015/9/8/chartex" xmlns:cx2="http://schemas.microsoft.com/office/drawing/2015/10/21/chartex" xmlns:cx3="http://schemas.microsoft.com/office/drawing/2016/5/9/chartex" xmlns:cx4="http://schemas.microsoft.com/office/drawing/2016/5/10/chartex" xmlns:cx5="http://schemas.microsoft.com/office/drawing/2016/5/11/chartex" xmlns:cx6="http://schemas.microsoft.com/office/drawing/2016/5/12/chartex" xmlns:cx7="http://schemas.microsoft.com/office/drawing/2016/5/13/chartex" xmlns:cx8="http://schemas.microsoft.com/office/drawing/2016/5/14/chartex" xmlns:mc="http://schemas.openxmlformats.org/markup-compatibility/2006" xmlns:aink="http://schemas.microsoft.com/office/drawing/2016/ink" xmlns:am3d="http://schemas.microsoft.com/office/drawing/2017/model3d" xmlns:o="urn:schemas-microsoft-com:office:office" xmlns:oel="http://schemas.microsoft.com/office/2019/extlst" xmlns:r="http://schemas.openxmlformats.org/officeDocument/2006/relationships" xmlns:m="http://schemas.openxmlformats.org/officeDocument/2006/math" xmlns:v="urn:schemas-microsoft-com:vml" xmlns:wp14="http://schemas.microsoft.com/office/word/2010/wordprocessingDrawing" xmlns:wp="http://schemas.openxmlformats.org/drawingml/2006/wordprocessingDrawing" xmlns:w10="urn:schemas-microsoft-com:office:word" xmlns:w="http://schemas.openxmlformats.org/wordprocessingml/2006/main" xmlns:w14="http://schemas.microsoft.com/office/word/2010/wordml" xmlns:w15="http://schemas.microsoft.com/office/word/2012/wordml" xmlns:w16cex="http://schemas.microsoft.com/office/word/2018/wordml/cex" xmlns:w16cid="http://schemas.microsoft.com/office/word/2016/wordml/cid" xmlns:w16="http://schemas.microsoft.com/office/word/2018/wordml" xmlns:w16du="http://schemas.microsoft.com/office/word/2023/wordml/word16du" xmlns:w16sdtdh="http://schemas.microsoft.com/office/word/2020/wordml/sdtdatahash" xmlns:w16sdtfl="http://schemas.microsoft.com/office/word/2024/wordml/sdtformatlock" xmlns:w16se="http://schemas.microsoft.com/office/word/2015/wordml/symex" xmlns:wpg="http://schemas.microsoft.com/office/word/2010/wordprocessingGroup" xmlns:wpi="http://schemas.microsoft.com/office/word/2010/wordprocessingInk" xmlns:wne="http://schemas.microsoft.com/office/word/2006/wordml" xmlns:wps="http://schemas.microsoft.com/office/word/2010/wordprocessingShape" mc:Ignorable="w14 w15 w16se w16cid w16 w16cex w16sdtdh w16sdtfl w16du wp14">
+<w:endnotes xmlns:wpc="http://schemas.microsoft.com/office/word/2010/wordprocessingCanvas" xmlns:cx="http://schemas.microsoft.com/office/drawing/2014/chartex" xmlns:cx1="http://schemas.microsoft.com/office/drawing/2015/9/8/chartex" xmlns:cx2="http://schemas.microsoft.com/office/drawing/2015/10/21/chartex" xmlns:cx3="http://schemas.microsoft.com/office/drawing/2016/5/9/chartex" xmlns:cx4="http://schemas.microsoft.com/office/drawing/2016/5/10/chartex" xmlns:cx5="http://schemas.microsoft.com/office/drawing/2016/5/11/chartex" xmlns:cx6="http://schemas.microsoft.com/office/drawing/2016/5/12/chartex" xmlns:cx7="http://schemas.microsoft.com/office/drawing/2016/5/13/chartex" xmlns:cx8="http://schemas.microsoft.com/office/drawing/2016/5/14/chartex" xmlns:mc="http://schemas.openxmlformats.org/markup-compatibility/2006" xmlns:aink="http://schemas.microsoft.com/office/drawing/2016/ink" xmlns:am3d="http://schemas.microsoft.com/office/drawing/2017/model3d" xmlns:o="urn:schemas-microsoft-com:office:office" xmlns:r="http://schemas.openxmlformats.org/officeDocument/2006/relationships" xmlns:m="http://schemas.openxmlformats.org/officeDocument/2006/math" xmlns:v="urn:schemas-microsoft-com:vml" xmlns:wp14="http://schemas.microsoft.com/office/word/2010/wordprocessingDrawing" xmlns:wp="http://schemas.openxmlformats.org/drawingml/2006/wordprocessingDrawing" xmlns:w10="urn:schemas-microsoft-com:office:word" xmlns:w="http://schemas.openxmlformats.org/wordprocessingml/2006/main" xmlns:w14="http://schemas.microsoft.com/office/word/2010/wordml" xmlns:w15="http://schemas.microsoft.com/office/word/2012/wordml" xmlns:w16cex="http://schemas.microsoft.com/office/word/2018/wordml/cex" xmlns:w16cid="http://schemas.microsoft.com/office/word/2016/wordml/cid" xmlns:w16="http://schemas.microsoft.com/office/word/2018/wordml" xmlns:w16sdtdh="http://schemas.microsoft.com/office/word/2020/wordml/sdtdatahash" xmlns:w16se="http://schemas.microsoft.com/office/word/2015/wordml/symex" xmlns:wpg="http://schemas.microsoft.com/office/word/2010/wordprocessingGroup" xmlns:wpi="http://schemas.microsoft.com/office/word/2010/wordprocessingInk" xmlns:wne="http://schemas.microsoft.com/office/word/2006/wordml" xmlns:wps="http://schemas.microsoft.com/office/word/2010/wordprocessingShape" mc:Ignorable="w14 w15 w16se w16cid w16 w16cex w16sdtdh wp14">
   <w:endnote w:type="separator" w:id="-1">
     <w:p>
       <w:pPr>
@@ -1714,10 +1738,10 @@
 </file>
 
 <file path=word/footer1.xml><?xml version="1.0" encoding="utf-8"?>
-<w:ftr xmlns:wpc="http://schemas.microsoft.com/office/word/2010/wordprocessingCanvas" xmlns:cx="http://schemas.microsoft.com/office/drawing/2014/chartex" xmlns:cx1="http://schemas.microsoft.com/office/drawing/2015/9/8/chartex" xmlns:cx2="http://schemas.microsoft.com/office/drawing/2015/10/21/chartex" xmlns:cx3="http://schemas.microsoft.com/office/drawing/2016/5/9/chartex" xmlns:cx4="http://schemas.microsoft.com/office/drawing/2016/5/10/chartex" xmlns:cx5="http://schemas.microsoft.com/office/drawing/2016/5/11/chartex" xmlns:cx6="http://schemas.microsoft.com/office/drawing/2016/5/12/chartex" xmlns:cx7="http://schemas.microsoft.com/office/drawing/2016/5/13/chartex" xmlns:cx8="http://schemas.microsoft.com/office/drawing/2016/5/14/chartex" xmlns:mc="http://schemas.openxmlformats.org/markup-compatibility/2006" xmlns:aink="http://schemas.microsoft.com/office/drawing/2016/ink" xmlns:am3d="http://schemas.microsoft.com/office/drawing/2017/model3d" xmlns:o="urn:schemas-microsoft-com:office:office" xmlns:oel="http://schemas.microsoft.com/office/2019/extlst" xmlns:r="http://schemas.openxmlformats.org/officeDocument/2006/relationships" xmlns:m="http://schemas.openxmlformats.org/officeDocument/2006/math" xmlns:v="urn:schemas-microsoft-com:vml" xmlns:wp14="http://schemas.microsoft.com/office/word/2010/wordprocessingDrawing" xmlns:wp="http://schemas.openxmlformats.org/drawingml/2006/wordprocessingDrawing" xmlns:w10="urn:schemas-microsoft-com:office:word" xmlns:w="http://schemas.openxmlformats.org/wordprocessingml/2006/main" xmlns:w14="http://schemas.microsoft.com/office/word/2010/wordml" xmlns:w15="http://schemas.microsoft.com/office/word/2012/wordml" xmlns:w16cex="http://schemas.microsoft.com/office/word/2018/wordml/cex" xmlns:w16cid="http://schemas.microsoft.com/office/word/2016/wordml/cid" xmlns:w16="http://schemas.microsoft.com/office/word/2018/wordml" xmlns:w16du="http://schemas.microsoft.com/office/word/2023/wordml/word16du" xmlns:w16sdtdh="http://schemas.microsoft.com/office/word/2020/wordml/sdtdatahash" xmlns:w16sdtfl="http://schemas.microsoft.com/office/word/2024/wordml/sdtformatlock" xmlns:w16se="http://schemas.microsoft.com/office/word/2015/wordml/symex" xmlns:wpg="http://schemas.microsoft.com/office/word/2010/wordprocessingGroup" xmlns:wpi="http://schemas.microsoft.com/office/word/2010/wordprocessingInk" xmlns:wne="http://schemas.microsoft.com/office/word/2006/wordml" xmlns:wps="http://schemas.microsoft.com/office/word/2010/wordprocessingShape" mc:Ignorable="w14 w15 w16se w16cid w16 w16cex w16sdtdh w16sdtfl w16du wp14">
+<w:ftr xmlns:wpc="http://schemas.microsoft.com/office/word/2010/wordprocessingCanvas" xmlns:cx="http://schemas.microsoft.com/office/drawing/2014/chartex" xmlns:cx1="http://schemas.microsoft.com/office/drawing/2015/9/8/chartex" xmlns:cx2="http://schemas.microsoft.com/office/drawing/2015/10/21/chartex" xmlns:cx3="http://schemas.microsoft.com/office/drawing/2016/5/9/chartex" xmlns:cx4="http://schemas.microsoft.com/office/drawing/2016/5/10/chartex" xmlns:cx5="http://schemas.microsoft.com/office/drawing/2016/5/11/chartex" xmlns:cx6="http://schemas.microsoft.com/office/drawing/2016/5/12/chartex" xmlns:cx7="http://schemas.microsoft.com/office/drawing/2016/5/13/chartex" xmlns:cx8="http://schemas.microsoft.com/office/drawing/2016/5/14/chartex" xmlns:mc="http://schemas.openxmlformats.org/markup-compatibility/2006" xmlns:aink="http://schemas.microsoft.com/office/drawing/2016/ink" xmlns:am3d="http://schemas.microsoft.com/office/drawing/2017/model3d" xmlns:o="urn:schemas-microsoft-com:office:office" xmlns:r="http://schemas.openxmlformats.org/officeDocument/2006/relationships" xmlns:m="http://schemas.openxmlformats.org/officeDocument/2006/math" xmlns:v="urn:schemas-microsoft-com:vml" xmlns:wp14="http://schemas.microsoft.com/office/word/2010/wordprocessingDrawing" xmlns:wp="http://schemas.openxmlformats.org/drawingml/2006/wordprocessingDrawing" xmlns:w10="urn:schemas-microsoft-com:office:word" xmlns:w="http://schemas.openxmlformats.org/wordprocessingml/2006/main" xmlns:w14="http://schemas.microsoft.com/office/word/2010/wordml" xmlns:w15="http://schemas.microsoft.com/office/word/2012/wordml" xmlns:w16cex="http://schemas.microsoft.com/office/word/2018/wordml/cex" xmlns:w16cid="http://schemas.microsoft.com/office/word/2016/wordml/cid" xmlns:w16="http://schemas.microsoft.com/office/word/2018/wordml" xmlns:w16sdtdh="http://schemas.microsoft.com/office/word/2020/wordml/sdtdatahash" xmlns:w16se="http://schemas.microsoft.com/office/word/2015/wordml/symex" xmlns:wpg="http://schemas.microsoft.com/office/word/2010/wordprocessingGroup" xmlns:wpi="http://schemas.microsoft.com/office/word/2010/wordprocessingInk" xmlns:wne="http://schemas.microsoft.com/office/word/2006/wordml" xmlns:wps="http://schemas.microsoft.com/office/word/2010/wordprocessingShape" mc:Ignorable="w14 w15 w16se w16cid w16 w16cex w16sdtdh wp14">
   <w:p>
     <w:pPr>
-      <w:pStyle w:val="Footer"/>
+      <w:pStyle w:val="Fuzeile"/>
     </w:pPr>
     <w:r>
       <w:rPr>
@@ -1839,7 +1863,7 @@
             </wp:anchor>
           </w:drawing>
         </mc:Choice>
-        <mc:Fallback>
+        <mc:Fallback xmlns:w16sdtfl="http://schemas.microsoft.com/office/word/2024/wordml/sdtformatlock" xmlns:w16du="http://schemas.microsoft.com/office/word/2023/wordml/word16du" xmlns:oel="http://schemas.microsoft.com/office/2019/extlst">
           <w:pict>
             <v:rect w14:anchorId="0FE9147A" id="Rechteck 9" o:spid="_x0000_s1032" style="position:absolute;margin-left:23.15pt;margin-top:614.2pt;width:57.3pt;height:25.95pt;z-index:251691008;visibility:visible;mso-wrap-style:square;mso-width-percent:800;mso-height-percent:0;mso-wrap-distance-left:9pt;mso-wrap-distance-top:0;mso-wrap-distance-right:9pt;mso-wrap-distance-bottom:0;mso-position-horizontal:absolute;mso-position-horizontal-relative:right-margin-area;mso-position-vertical:absolute;mso-position-vertical-relative:margin;mso-width-percent:800;mso-height-percent:0;mso-width-relative:right-margin-area;mso-height-relative:page;v-text-anchor:top" o:gfxdata="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" o:allowincell="f" stroked="f">
               <v:textbox>
@@ -2023,7 +2047,7 @@
             </wp:anchor>
           </w:drawing>
         </mc:Choice>
-        <mc:Fallback>
+        <mc:Fallback xmlns:w16sdtfl="http://schemas.microsoft.com/office/word/2024/wordml/sdtformatlock" xmlns:w16du="http://schemas.microsoft.com/office/word/2023/wordml/word16du" xmlns:oel="http://schemas.microsoft.com/office/2019/extlst">
           <w:pict>
             <v:shapetype w14:anchorId="1F73BF5D" id="_x0000_t202" coordsize="21600,21600" o:spt="202" path="m,l,21600r21600,l21600,xe">
               <v:stroke joinstyle="miter"/>
@@ -2250,7 +2274,7 @@
             </wp:anchor>
           </w:drawing>
         </mc:Choice>
-        <mc:Fallback>
+        <mc:Fallback xmlns:w16sdtfl="http://schemas.microsoft.com/office/word/2024/wordml/sdtformatlock" xmlns:w16du="http://schemas.microsoft.com/office/word/2023/wordml/word16du" xmlns:oel="http://schemas.microsoft.com/office/2019/extlst">
           <w:pict>
             <v:shape w14:anchorId="56EE5D8B" id="TextBox 11" o:spid="_x0000_s1034" type="#_x0000_t202" style="position:absolute;margin-left:-54.8pt;margin-top:12.05pt;width:87.95pt;height:33.4pt;z-index:251679744;visibility:visible;mso-wrap-style:square;mso-wrap-distance-left:9pt;mso-wrap-distance-top:0;mso-wrap-distance-right:9pt;mso-wrap-distance-bottom:0;mso-position-horizontal:absolute;mso-position-horizontal-relative:text;mso-position-vertical:absolute;mso-position-vertical-relative:text;v-text-anchor:top" o:gfxdata="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" filled="f" stroked="f">
               <v:textbox style="mso-fit-shape-to-text:t" inset="0,0,0,0">
@@ -2454,7 +2478,7 @@
             </wp:anchor>
           </w:drawing>
         </mc:Choice>
-        <mc:Fallback>
+        <mc:Fallback xmlns:w16sdtfl="http://schemas.microsoft.com/office/word/2024/wordml/sdtformatlock" xmlns:w16du="http://schemas.microsoft.com/office/word/2023/wordml/word16du" xmlns:oel="http://schemas.microsoft.com/office/2019/extlst">
           <w:pict>
             <v:group w14:anchorId="342010DA" id="Group 6" o:spid="_x0000_s1026" style="position:absolute;margin-left:151.15pt;margin-top:-233.35pt;width:44.7pt;height:619.8pt;rotation:-90;z-index:251677696;mso-position-horizontal-relative:margin;mso-width-relative:margin;mso-height-relative:margin" coordorigin="33994,-34471" coordsize="2648,27491" o:gfxdata="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">
               <v:shape id="Freeform 7" o:spid="_x0000_s1027" style="position:absolute;left:33994;top:-33994;width:2649;height:27015;visibility:visible;mso-wrap-style:square;v-text-anchor:top" coordsize="264896,2701500" o:gfxdata="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" path="m132448,r,c205597,,264896,59299,264896,132448r,2436604c264896,2642201,205597,2701500,132448,2701500r,c59299,2701500,,2642201,,2569052l,132448c,59299,59299,,132448,xe" fillcolor="black" stroked="f">
@@ -2590,7 +2614,7 @@
             </wp:anchor>
           </w:drawing>
         </mc:Choice>
-        <mc:Fallback>
+        <mc:Fallback xmlns:w16sdtfl="http://schemas.microsoft.com/office/word/2024/wordml/sdtformatlock" xmlns:w16du="http://schemas.microsoft.com/office/word/2023/wordml/word16du" xmlns:oel="http://schemas.microsoft.com/office/2019/extlst">
           <w:pict>
             <v:shape w14:anchorId="66F27A6F" id="TextBox 14" o:spid="_x0000_s1035" type="#_x0000_t202" style="position:absolute;margin-left:161.2pt;margin-top:12.85pt;width:145.8pt;height:33.4pt;z-index:251683840;visibility:visible;mso-wrap-style:square;mso-wrap-distance-left:9pt;mso-wrap-distance-top:0;mso-wrap-distance-right:9pt;mso-wrap-distance-bottom:0;mso-position-horizontal:absolute;mso-position-horizontal-relative:text;mso-position-vertical:absolute;mso-position-vertical-relative:text;v-text-anchor:top" o:gfxdata="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" filled="f" stroked="f">
               <v:textbox style="mso-fit-shape-to-text:t" inset="0,0,0,0">
@@ -2822,7 +2846,7 @@
             </wp:anchor>
           </w:drawing>
         </mc:Choice>
-        <mc:Fallback>
+        <mc:Fallback xmlns:w16sdtfl="http://schemas.microsoft.com/office/word/2024/wordml/sdtformatlock" xmlns:w16du="http://schemas.microsoft.com/office/word/2023/wordml/word16du" xmlns:oel="http://schemas.microsoft.com/office/2019/extlst">
           <w:pict>
             <v:shape w14:anchorId="3D9FC494" id="TextBox 15" o:spid="_x0000_s1036" type="#_x0000_t202" style="position:absolute;margin-left:317pt;margin-top:12.85pt;width:147.9pt;height:33.4pt;z-index:251685888;visibility:visible;mso-wrap-style:square;mso-wrap-distance-left:9pt;mso-wrap-distance-top:0;mso-wrap-distance-right:9pt;mso-wrap-distance-bottom:0;mso-position-horizontal:absolute;mso-position-horizontal-relative:text;mso-position-vertical:absolute;mso-position-vertical-relative:text;v-text-anchor:top" o:gfxdata="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" filled="f" stroked="f">
               <v:textbox style="mso-fit-shape-to-text:t" inset="0,0,0,0">
@@ -3052,7 +3076,7 @@
             </wp:anchor>
           </w:drawing>
         </mc:Choice>
-        <mc:Fallback>
+        <mc:Fallback xmlns:w16sdtfl="http://schemas.microsoft.com/office/word/2024/wordml/sdtformatlock" xmlns:w16du="http://schemas.microsoft.com/office/word/2023/wordml/word16du" xmlns:oel="http://schemas.microsoft.com/office/2019/extlst">
           <w:pict>
             <v:group w14:anchorId="715203CA" id="Group 6" o:spid="_x0000_s1026" style="position:absolute;margin-left:0;margin-top:0;width:37.85pt;height:423.7pt;rotation:-90;z-index:251675648;mso-position-horizontal-relative:margin;mso-width-relative:margin;mso-height-relative:margin" coordorigin="33994,-34471" coordsize="2648,27491" o:gfxdata="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">
               <v:shape id="Freeform 7" o:spid="_x0000_s1027" style="position:absolute;left:33994;top:-33994;width:2649;height:27015;visibility:visible;mso-wrap-style:square;v-text-anchor:top" coordsize="264896,2701500" o:gfxdata="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" path="m132448,r,c205597,,264896,59299,264896,132448r,2436604c264896,2642201,205597,2701500,132448,2701500r,c59299,2701500,,2642201,,2569052l,132448c,59299,59299,,132448,xe" fillcolor="black" stroked="f">
@@ -3072,7 +3096,7 @@
 </file>
 
 <file path=word/footnotes.xml><?xml version="1.0" encoding="utf-8"?>
-<w:footnotes xmlns:wpc="http://schemas.microsoft.com/office/word/2010/wordprocessingCanvas" xmlns:cx="http://schemas.microsoft.com/office/drawing/2014/chartex" xmlns:cx1="http://schemas.microsoft.com/office/drawing/2015/9/8/chartex" xmlns:cx2="http://schemas.microsoft.com/office/drawing/2015/10/21/chartex" xmlns:cx3="http://schemas.microsoft.com/office/drawing/2016/5/9/chartex" xmlns:cx4="http://schemas.microsoft.com/office/drawing/2016/5/10/chartex" xmlns:cx5="http://schemas.microsoft.com/office/drawing/2016/5/11/chartex" xmlns:cx6="http://schemas.microsoft.com/office/drawing/2016/5/12/chartex" xmlns:cx7="http://schemas.microsoft.com/office/drawing/2016/5/13/chartex" xmlns:cx8="http://schemas.microsoft.com/office/drawing/2016/5/14/chartex" xmlns:mc="http://schemas.openxmlformats.org/markup-compatibility/2006" xmlns:aink="http://schemas.microsoft.com/office/drawing/2016/ink" xmlns:am3d="http://schemas.microsoft.com/office/drawing/2017/model3d" xmlns:o="urn:schemas-microsoft-com:office:office" xmlns:oel="http://schemas.microsoft.com/office/2019/extlst" xmlns:r="http://schemas.openxmlformats.org/officeDocument/2006/relationships" xmlns:m="http://schemas.openxmlformats.org/officeDocument/2006/math" xmlns:v="urn:schemas-microsoft-com:vml" xmlns:wp14="http://schemas.microsoft.com/office/word/2010/wordprocessingDrawing" xmlns:wp="http://schemas.openxmlformats.org/drawingml/2006/wordprocessingDrawing" xmlns:w10="urn:schemas-microsoft-com:office:word" xmlns:w="http://schemas.openxmlformats.org/wordprocessingml/2006/main" xmlns:w14="http://schemas.microsoft.com/office/word/2010/wordml" xmlns:w15="http://schemas.microsoft.com/office/word/2012/wordml" xmlns:w16cex="http://schemas.microsoft.com/office/word/2018/wordml/cex" xmlns:w16cid="http://schemas.microsoft.com/office/word/2016/wordml/cid" xmlns:w16="http://schemas.microsoft.com/office/word/2018/wordml" xmlns:w16du="http://schemas.microsoft.com/office/word/2023/wordml/word16du" xmlns:w16sdtdh="http://schemas.microsoft.com/office/word/2020/wordml/sdtdatahash" xmlns:w16sdtfl="http://schemas.microsoft.com/office/word/2024/wordml/sdtformatlock" xmlns:w16se="http://schemas.microsoft.com/office/word/2015/wordml/symex" xmlns:wpg="http://schemas.microsoft.com/office/word/2010/wordprocessingGroup" xmlns:wpi="http://schemas.microsoft.com/office/word/2010/wordprocessingInk" xmlns:wne="http://schemas.microsoft.com/office/word/2006/wordml" xmlns:wps="http://schemas.microsoft.com/office/word/2010/wordprocessingShape" mc:Ignorable="w14 w15 w16se w16cid w16 w16cex w16sdtdh w16sdtfl w16du wp14">
+<w:footnotes xmlns:wpc="http://schemas.microsoft.com/office/word/2010/wordprocessingCanvas" xmlns:cx="http://schemas.microsoft.com/office/drawing/2014/chartex" xmlns:cx1="http://schemas.microsoft.com/office/drawing/2015/9/8/chartex" xmlns:cx2="http://schemas.microsoft.com/office/drawing/2015/10/21/chartex" xmlns:cx3="http://schemas.microsoft.com/office/drawing/2016/5/9/chartex" xmlns:cx4="http://schemas.microsoft.com/office/drawing/2016/5/10/chartex" xmlns:cx5="http://schemas.microsoft.com/office/drawing/2016/5/11/chartex" xmlns:cx6="http://schemas.microsoft.com/office/drawing/2016/5/12/chartex" xmlns:cx7="http://schemas.microsoft.com/office/drawing/2016/5/13/chartex" xmlns:cx8="http://schemas.microsoft.com/office/drawing/2016/5/14/chartex" xmlns:mc="http://schemas.openxmlformats.org/markup-compatibility/2006" xmlns:aink="http://schemas.microsoft.com/office/drawing/2016/ink" xmlns:am3d="http://schemas.microsoft.com/office/drawing/2017/model3d" xmlns:o="urn:schemas-microsoft-com:office:office" xmlns:r="http://schemas.openxmlformats.org/officeDocument/2006/relationships" xmlns:m="http://schemas.openxmlformats.org/officeDocument/2006/math" xmlns:v="urn:schemas-microsoft-com:vml" xmlns:wp14="http://schemas.microsoft.com/office/word/2010/wordprocessingDrawing" xmlns:wp="http://schemas.openxmlformats.org/drawingml/2006/wordprocessingDrawing" xmlns:w10="urn:schemas-microsoft-com:office:word" xmlns:w="http://schemas.openxmlformats.org/wordprocessingml/2006/main" xmlns:w14="http://schemas.microsoft.com/office/word/2010/wordml" xmlns:w15="http://schemas.microsoft.com/office/word/2012/wordml" xmlns:w16cex="http://schemas.microsoft.com/office/word/2018/wordml/cex" xmlns:w16cid="http://schemas.microsoft.com/office/word/2016/wordml/cid" xmlns:w16="http://schemas.microsoft.com/office/word/2018/wordml" xmlns:w16sdtdh="http://schemas.microsoft.com/office/word/2020/wordml/sdtdatahash" xmlns:w16se="http://schemas.microsoft.com/office/word/2015/wordml/symex" xmlns:wpg="http://schemas.microsoft.com/office/word/2010/wordprocessingGroup" xmlns:wpi="http://schemas.microsoft.com/office/word/2010/wordprocessingInk" xmlns:wne="http://schemas.microsoft.com/office/word/2006/wordml" xmlns:wps="http://schemas.microsoft.com/office/word/2010/wordprocessingShape" mc:Ignorable="w14 w15 w16se w16cid w16 w16cex w16sdtdh wp14">
   <w:footnote w:type="separator" w:id="-1">
     <w:p>
       <w:pPr>
@@ -3097,10 +3121,10 @@
 </file>
 
 <file path=word/header1.xml><?xml version="1.0" encoding="utf-8"?>
-<w:hdr xmlns:wpc="http://schemas.microsoft.com/office/word/2010/wordprocessingCanvas" xmlns:cx="http://schemas.microsoft.com/office/drawing/2014/chartex" xmlns:cx1="http://schemas.microsoft.com/office/drawing/2015/9/8/chartex" xmlns:cx2="http://schemas.microsoft.com/office/drawing/2015/10/21/chartex" xmlns:cx3="http://schemas.microsoft.com/office/drawing/2016/5/9/chartex" xmlns:cx4="http://schemas.microsoft.com/office/drawing/2016/5/10/chartex" xmlns:cx5="http://schemas.microsoft.com/office/drawing/2016/5/11/chartex" xmlns:cx6="http://schemas.microsoft.com/office/drawing/2016/5/12/chartex" xmlns:cx7="http://schemas.microsoft.com/office/drawing/2016/5/13/chartex" xmlns:cx8="http://schemas.microsoft.com/office/drawing/2016/5/14/chartex" xmlns:mc="http://schemas.openxmlformats.org/markup-compatibility/2006" xmlns:aink="http://schemas.microsoft.com/office/drawing/2016/ink" xmlns:am3d="http://schemas.microsoft.com/office/drawing/2017/model3d" xmlns:o="urn:schemas-microsoft-com:office:office" xmlns:oel="http://schemas.microsoft.com/office/2019/extlst" xmlns:r="http://schemas.openxmlformats.org/officeDocument/2006/relationships" xmlns:m="http://schemas.openxmlformats.org/officeDocument/2006/math" xmlns:v="urn:schemas-microsoft-com:vml" xmlns:wp14="http://schemas.microsoft.com/office/word/2010/wordprocessingDrawing" xmlns:wp="http://schemas.openxmlformats.org/drawingml/2006/wordprocessingDrawing" xmlns:w10="urn:schemas-microsoft-com:office:word" xmlns:w="http://schemas.openxmlformats.org/wordprocessingml/2006/main" xmlns:w14="http://schemas.microsoft.com/office/word/2010/wordml" xmlns:w15="http://schemas.microsoft.com/office/word/2012/wordml" xmlns:w16cex="http://schemas.microsoft.com/office/word/2018/wordml/cex" xmlns:w16cid="http://schemas.microsoft.com/office/word/2016/wordml/cid" xmlns:w16="http://schemas.microsoft.com/office/word/2018/wordml" xmlns:w16du="http://schemas.microsoft.com/office/word/2023/wordml/word16du" xmlns:w16sdtdh="http://schemas.microsoft.com/office/word/2020/wordml/sdtdatahash" xmlns:w16sdtfl="http://schemas.microsoft.com/office/word/2024/wordml/sdtformatlock" xmlns:w16se="http://schemas.microsoft.com/office/word/2015/wordml/symex" xmlns:wpg="http://schemas.microsoft.com/office/word/2010/wordprocessingGroup" xmlns:wpi="http://schemas.microsoft.com/office/word/2010/wordprocessingInk" xmlns:wne="http://schemas.microsoft.com/office/word/2006/wordml" xmlns:wps="http://schemas.microsoft.com/office/word/2010/wordprocessingShape" mc:Ignorable="w14 w15 w16se w16cid w16 w16cex w16sdtdh w16sdtfl w16du wp14">
+<w:hdr xmlns:wpc="http://schemas.microsoft.com/office/word/2010/wordprocessingCanvas" xmlns:cx="http://schemas.microsoft.com/office/drawing/2014/chartex" xmlns:cx1="http://schemas.microsoft.com/office/drawing/2015/9/8/chartex" xmlns:cx2="http://schemas.microsoft.com/office/drawing/2015/10/21/chartex" xmlns:cx3="http://schemas.microsoft.com/office/drawing/2016/5/9/chartex" xmlns:cx4="http://schemas.microsoft.com/office/drawing/2016/5/10/chartex" xmlns:cx5="http://schemas.microsoft.com/office/drawing/2016/5/11/chartex" xmlns:cx6="http://schemas.microsoft.com/office/drawing/2016/5/12/chartex" xmlns:cx7="http://schemas.microsoft.com/office/drawing/2016/5/13/chartex" xmlns:cx8="http://schemas.microsoft.com/office/drawing/2016/5/14/chartex" xmlns:mc="http://schemas.openxmlformats.org/markup-compatibility/2006" xmlns:aink="http://schemas.microsoft.com/office/drawing/2016/ink" xmlns:am3d="http://schemas.microsoft.com/office/drawing/2017/model3d" xmlns:o="urn:schemas-microsoft-com:office:office" xmlns:r="http://schemas.openxmlformats.org/officeDocument/2006/relationships" xmlns:m="http://schemas.openxmlformats.org/officeDocument/2006/math" xmlns:v="urn:schemas-microsoft-com:vml" xmlns:wp14="http://schemas.microsoft.com/office/word/2010/wordprocessingDrawing" xmlns:wp="http://schemas.openxmlformats.org/drawingml/2006/wordprocessingDrawing" xmlns:w10="urn:schemas-microsoft-com:office:word" xmlns:w="http://schemas.openxmlformats.org/wordprocessingml/2006/main" xmlns:w14="http://schemas.microsoft.com/office/word/2010/wordml" xmlns:w15="http://schemas.microsoft.com/office/word/2012/wordml" xmlns:w16cex="http://schemas.microsoft.com/office/word/2018/wordml/cex" xmlns:w16cid="http://schemas.microsoft.com/office/word/2016/wordml/cid" xmlns:w16="http://schemas.microsoft.com/office/word/2018/wordml" xmlns:w16sdtdh="http://schemas.microsoft.com/office/word/2020/wordml/sdtdatahash" xmlns:w16se="http://schemas.microsoft.com/office/word/2015/wordml/symex" xmlns:wpg="http://schemas.microsoft.com/office/word/2010/wordprocessingGroup" xmlns:wpi="http://schemas.microsoft.com/office/word/2010/wordprocessingInk" xmlns:wne="http://schemas.microsoft.com/office/word/2006/wordml" xmlns:wps="http://schemas.microsoft.com/office/word/2010/wordprocessingShape" mc:Ignorable="w14 w15 w16se w16cid w16 w16cex w16sdtdh wp14">
   <w:p>
     <w:pPr>
-      <w:pStyle w:val="Header"/>
+      <w:pStyle w:val="Kopfzeile"/>
     </w:pPr>
     <w:r>
       <w:rPr>
@@ -3126,7 +3150,7 @@
           <v:path o:extrusionok="f" gradientshapeok="t" o:connecttype="rect"/>
           <o:lock v:ext="edit" aspectratio="t"/>
         </v:shapetype>
-        <v:shape id="_x0000_s1029" type="#_x0000_t75" style="position:absolute;margin-left:0;margin-top:0;width:453.05pt;height:640.85pt;z-index:-251628544;mso-position-horizontal:center;mso-position-horizontal-relative:margin;mso-position-vertical:center;mso-position-vertical-relative:margin" o:allowincell="f">
+        <v:shape id="_x0000_s2053" type="#_x0000_t75" style="position:absolute;margin-left:0;margin-top:0;width:453.05pt;height:640.85pt;z-index:-251628544;mso-position-horizontal:center;mso-position-horizontal-relative:margin;mso-position-vertical:center;mso-position-vertical-relative:margin" o:allowincell="f">
           <v:imagedata r:id="rId1" o:title="RA Hohlwein Briefkopf "/>
           <w10:wrap anchorx="margin" anchory="margin"/>
         </v:shape>
@@ -3137,10 +3161,10 @@
 </file>
 
 <file path=word/header2.xml><?xml version="1.0" encoding="utf-8"?>
-<w:hdr xmlns:wpc="http://schemas.microsoft.com/office/word/2010/wordprocessingCanvas" xmlns:cx="http://schemas.microsoft.com/office/drawing/2014/chartex" xmlns:cx1="http://schemas.microsoft.com/office/drawing/2015/9/8/chartex" xmlns:cx2="http://schemas.microsoft.com/office/drawing/2015/10/21/chartex" xmlns:cx3="http://schemas.microsoft.com/office/drawing/2016/5/9/chartex" xmlns:cx4="http://schemas.microsoft.com/office/drawing/2016/5/10/chartex" xmlns:cx5="http://schemas.microsoft.com/office/drawing/2016/5/11/chartex" xmlns:cx6="http://schemas.microsoft.com/office/drawing/2016/5/12/chartex" xmlns:cx7="http://schemas.microsoft.com/office/drawing/2016/5/13/chartex" xmlns:cx8="http://schemas.microsoft.com/office/drawing/2016/5/14/chartex" xmlns:mc="http://schemas.openxmlformats.org/markup-compatibility/2006" xmlns:aink="http://schemas.microsoft.com/office/drawing/2016/ink" xmlns:am3d="http://schemas.microsoft.com/office/drawing/2017/model3d" xmlns:o="urn:schemas-microsoft-com:office:office" xmlns:oel="http://schemas.microsoft.com/office/2019/extlst" xmlns:r="http://schemas.openxmlformats.org/officeDocument/2006/relationships" xmlns:m="http://schemas.openxmlformats.org/officeDocument/2006/math" xmlns:v="urn:schemas-microsoft-com:vml" xmlns:wp14="http://schemas.microsoft.com/office/word/2010/wordprocessingDrawing" xmlns:wp="http://schemas.openxmlformats.org/drawingml/2006/wordprocessingDrawing" xmlns:w10="urn:schemas-microsoft-com:office:word" xmlns:w="http://schemas.openxmlformats.org/wordprocessingml/2006/main" xmlns:w14="http://schemas.microsoft.com/office/word/2010/wordml" xmlns:w15="http://schemas.microsoft.com/office/word/2012/wordml" xmlns:w16cex="http://schemas.microsoft.com/office/word/2018/wordml/cex" xmlns:w16cid="http://schemas.microsoft.com/office/word/2016/wordml/cid" xmlns:w16="http://schemas.microsoft.com/office/word/2018/wordml" xmlns:w16du="http://schemas.microsoft.com/office/word/2023/wordml/word16du" xmlns:w16sdtdh="http://schemas.microsoft.com/office/word/2020/wordml/sdtdatahash" xmlns:w16sdtfl="http://schemas.microsoft.com/office/word/2024/wordml/sdtformatlock" xmlns:w16se="http://schemas.microsoft.com/office/word/2015/wordml/symex" xmlns:wpg="http://schemas.microsoft.com/office/word/2010/wordprocessingGroup" xmlns:wpi="http://schemas.microsoft.com/office/word/2010/wordprocessingInk" xmlns:wne="http://schemas.microsoft.com/office/word/2006/wordml" xmlns:wps="http://schemas.microsoft.com/office/word/2010/wordprocessingShape" mc:Ignorable="w14 w15 w16se w16cid w16 w16cex w16sdtdh w16sdtfl w16du wp14">
+<w:hdr xmlns:wpc="http://schemas.microsoft.com/office/word/2010/wordprocessingCanvas" xmlns:cx="http://schemas.microsoft.com/office/drawing/2014/chartex" xmlns:cx1="http://schemas.microsoft.com/office/drawing/2015/9/8/chartex" xmlns:cx2="http://schemas.microsoft.com/office/drawing/2015/10/21/chartex" xmlns:cx3="http://schemas.microsoft.com/office/drawing/2016/5/9/chartex" xmlns:cx4="http://schemas.microsoft.com/office/drawing/2016/5/10/chartex" xmlns:cx5="http://schemas.microsoft.com/office/drawing/2016/5/11/chartex" xmlns:cx6="http://schemas.microsoft.com/office/drawing/2016/5/12/chartex" xmlns:cx7="http://schemas.microsoft.com/office/drawing/2016/5/13/chartex" xmlns:cx8="http://schemas.microsoft.com/office/drawing/2016/5/14/chartex" xmlns:mc="http://schemas.openxmlformats.org/markup-compatibility/2006" xmlns:aink="http://schemas.microsoft.com/office/drawing/2016/ink" xmlns:am3d="http://schemas.microsoft.com/office/drawing/2017/model3d" xmlns:o="urn:schemas-microsoft-com:office:office" xmlns:r="http://schemas.openxmlformats.org/officeDocument/2006/relationships" xmlns:m="http://schemas.openxmlformats.org/officeDocument/2006/math" xmlns:v="urn:schemas-microsoft-com:vml" xmlns:wp14="http://schemas.microsoft.com/office/word/2010/wordprocessingDrawing" xmlns:wp="http://schemas.openxmlformats.org/drawingml/2006/wordprocessingDrawing" xmlns:w10="urn:schemas-microsoft-com:office:word" xmlns:w="http://schemas.openxmlformats.org/wordprocessingml/2006/main" xmlns:w14="http://schemas.microsoft.com/office/word/2010/wordml" xmlns:w15="http://schemas.microsoft.com/office/word/2012/wordml" xmlns:w16cex="http://schemas.microsoft.com/office/word/2018/wordml/cex" xmlns:w16cid="http://schemas.microsoft.com/office/word/2016/wordml/cid" xmlns:w16="http://schemas.microsoft.com/office/word/2018/wordml" xmlns:w16sdtdh="http://schemas.microsoft.com/office/word/2020/wordml/sdtdatahash" xmlns:w16se="http://schemas.microsoft.com/office/word/2015/wordml/symex" xmlns:wpg="http://schemas.microsoft.com/office/word/2010/wordprocessingGroup" xmlns:wpi="http://schemas.microsoft.com/office/word/2010/wordprocessingInk" xmlns:wne="http://schemas.microsoft.com/office/word/2006/wordml" xmlns:wps="http://schemas.microsoft.com/office/word/2010/wordprocessingShape" mc:Ignorable="w14 w15 w16se w16cid w16 w16cex w16sdtdh wp14">
   <w:p>
     <w:pPr>
-      <w:pStyle w:val="Header"/>
+      <w:pStyle w:val="Kopfzeile"/>
     </w:pPr>
     <w:r>
       <w:rPr>
@@ -3325,7 +3349,7 @@
             </wp:anchor>
           </w:drawing>
         </mc:Choice>
-        <mc:Fallback>
+        <mc:Fallback xmlns:w16sdtfl="http://schemas.microsoft.com/office/word/2024/wordml/sdtformatlock" xmlns:w16du="http://schemas.microsoft.com/office/word/2023/wordml/word16du" xmlns:oel="http://schemas.microsoft.com/office/2019/extlst">
           <w:pict>
             <v:shapetype w14:anchorId="7C5EB3AE" id="_x0000_t202" coordsize="21600,21600" o:spt="202" path="m,l,21600r21600,l21600,xe">
               <v:stroke joinstyle="miter"/>
@@ -3484,6 +3508,7 @@
           <w:docPartUnique/>
         </w:docPartObj>
       </w:sdtPr>
+      <w:sdtEndPr/>
       <w:sdtContent/>
     </w:sdt>
     <w:r>
@@ -3510,7 +3535,7 @@
           <v:path o:extrusionok="f" gradientshapeok="t" o:connecttype="rect"/>
           <o:lock v:ext="edit" aspectratio="t"/>
         </v:shapetype>
-        <v:shape id="_x0000_s1030" type="#_x0000_t75" style="position:absolute;margin-left:2.45pt;margin-top:-66.75pt;width:453.05pt;height:640.85pt;z-index:-251627520;mso-position-horizontal-relative:margin;mso-position-vertical-relative:margin" o:allowincell="f">
+        <v:shape id="_x0000_s2054" type="#_x0000_t75" style="position:absolute;margin-left:2.45pt;margin-top:-66.75pt;width:453.05pt;height:640.85pt;z-index:-251627520;mso-position-horizontal-relative:margin;mso-position-vertical-relative:margin" o:allowincell="f">
           <v:imagedata r:id="rId1" o:title="RA Hohlwein Briefkopf "/>
           <w10:wrap anchorx="margin" anchory="margin"/>
         </v:shape>
@@ -3588,7 +3613,7 @@
             </wp:anchor>
           </w:drawing>
         </mc:Choice>
-        <mc:Fallback>
+        <mc:Fallback xmlns:w16sdtfl="http://schemas.microsoft.com/office/word/2024/wordml/sdtformatlock" xmlns:w16du="http://schemas.microsoft.com/office/word/2023/wordml/word16du" xmlns:oel="http://schemas.microsoft.com/office/2019/extlst">
           <w:pict>
             <v:shape w14:anchorId="02F98028" id="TextBox 12" o:spid="_x0000_s1030" type="#_x0000_t202" style="position:absolute;margin-left:186.3pt;margin-top:-105.7pt;width:316.55pt;height:12.05pt;z-index:251663360;visibility:visible;mso-wrap-style:square;mso-wrap-distance-left:9pt;mso-wrap-distance-top:0;mso-wrap-distance-right:9pt;mso-wrap-distance-bottom:0;mso-position-horizontal:absolute;mso-position-horizontal-relative:text;mso-position-vertical:absolute;mso-position-vertical-relative:text;v-text-anchor:top" o:gfxdata="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" filled="f" stroked="f">
               <v:textbox style="mso-fit-shape-to-text:t" inset="0,0,0,0">
@@ -3704,7 +3729,7 @@
             </wp:anchor>
           </w:drawing>
         </mc:Choice>
-        <mc:Fallback>
+        <mc:Fallback xmlns:w16sdtfl="http://schemas.microsoft.com/office/word/2024/wordml/sdtformatlock" xmlns:w16du="http://schemas.microsoft.com/office/word/2023/wordml/word16du" xmlns:oel="http://schemas.microsoft.com/office/2019/extlst">
           <w:pict>
             <v:shape w14:anchorId="7A5C8CA9" id="TextBox 16" o:spid="_x0000_s1031" type="#_x0000_t202" style="position:absolute;margin-left:186.8pt;margin-top:-95.05pt;width:316.55pt;height:15.2pt;z-index:251665408;visibility:visible;mso-wrap-style:square;mso-wrap-distance-left:9pt;mso-wrap-distance-top:0;mso-wrap-distance-right:9pt;mso-wrap-distance-bottom:0;mso-position-horizontal:absolute;mso-position-horizontal-relative:text;mso-position-vertical:absolute;mso-position-vertical-relative:text;v-text-anchor:top" o:gfxdata="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" filled="f" stroked="f">
               <v:textbox style="mso-fit-shape-to-text:t" inset="0,0,0,0">
@@ -3802,7 +3827,7 @@
             </wp:anchor>
           </w:drawing>
         </mc:Choice>
-        <mc:Fallback>
+        <mc:Fallback xmlns:w16sdtfl="http://schemas.microsoft.com/office/word/2024/wordml/sdtformatlock" xmlns:w16du="http://schemas.microsoft.com/office/word/2023/wordml/word16du" xmlns:oel="http://schemas.microsoft.com/office/2019/extlst">
           <w:pict>
             <v:line w14:anchorId="1493005D" id="AutoShape 2" o:spid="_x0000_s1026" style="position:absolute;z-index:251661312;visibility:visible;mso-wrap-style:square;mso-width-percent:0;mso-height-percent:0;mso-wrap-distance-left:9pt;mso-wrap-distance-top:0;mso-wrap-distance-right:9pt;mso-wrap-distance-bottom:0;mso-position-horizontal:absolute;mso-position-horizontal-relative:text;mso-position-vertical:absolute;mso-position-vertical-relative:text;mso-width-percent:0;mso-height-percent:0;mso-width-relative:margin;mso-height-relative:margin" from="149pt,-75.55pt" to="541.1pt,-74.7pt" o:gfxdata="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" strokeweight="6pt">
               <v:stroke startarrowwidth="narrow" startarrowlength="short" endarrowwidth="narrow" endarrowlength="short" endcap="round"/>
@@ -4008,7 +4033,7 @@
             </wp:anchor>
           </w:drawing>
         </mc:Choice>
-        <mc:Fallback>
+        <mc:Fallback xmlns:w16sdtfl="http://schemas.microsoft.com/office/word/2024/wordml/sdtformatlock" xmlns:w16du="http://schemas.microsoft.com/office/word/2023/wordml/word16du" xmlns:oel="http://schemas.microsoft.com/office/2019/extlst">
           <w:pict>
             <v:group w14:anchorId="2D7D88F0" id="Group 3" o:spid="_x0000_s1026" style="position:absolute;margin-left:-96.4pt;margin-top:-171.3pt;width:58.2pt;height:178.55pt;z-index:251671552" coordorigin=",-476" coordsize="2648,8604" o:gfxdata="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">
               <v:shape id="Freeform 4" o:spid="_x0000_s1027" style="position:absolute;width:2648;height:8128;visibility:visible;mso-wrap-style:square;v-text-anchor:top" coordsize="264896,812800" o:gfxdata="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" path="m132448,r,c205597,,264896,59299,264896,132448r,547904c264896,753501,205597,812800,132448,812800r,c59299,812800,,753501,,680352l,132448c,59299,59299,,132448,xe" fillcolor="black" stroked="f">
@@ -4027,10 +4052,10 @@
 </file>
 
 <file path=word/header3.xml><?xml version="1.0" encoding="utf-8"?>
-<w:hdr xmlns:wpc="http://schemas.microsoft.com/office/word/2010/wordprocessingCanvas" xmlns:cx="http://schemas.microsoft.com/office/drawing/2014/chartex" xmlns:cx1="http://schemas.microsoft.com/office/drawing/2015/9/8/chartex" xmlns:cx2="http://schemas.microsoft.com/office/drawing/2015/10/21/chartex" xmlns:cx3="http://schemas.microsoft.com/office/drawing/2016/5/9/chartex" xmlns:cx4="http://schemas.microsoft.com/office/drawing/2016/5/10/chartex" xmlns:cx5="http://schemas.microsoft.com/office/drawing/2016/5/11/chartex" xmlns:cx6="http://schemas.microsoft.com/office/drawing/2016/5/12/chartex" xmlns:cx7="http://schemas.microsoft.com/office/drawing/2016/5/13/chartex" xmlns:cx8="http://schemas.microsoft.com/office/drawing/2016/5/14/chartex" xmlns:mc="http://schemas.openxmlformats.org/markup-compatibility/2006" xmlns:aink="http://schemas.microsoft.com/office/drawing/2016/ink" xmlns:am3d="http://schemas.microsoft.com/office/drawing/2017/model3d" xmlns:o="urn:schemas-microsoft-com:office:office" xmlns:oel="http://schemas.microsoft.com/office/2019/extlst" xmlns:r="http://schemas.openxmlformats.org/officeDocument/2006/relationships" xmlns:m="http://schemas.openxmlformats.org/officeDocument/2006/math" xmlns:v="urn:schemas-microsoft-com:vml" xmlns:wp14="http://schemas.microsoft.com/office/word/2010/wordprocessingDrawing" xmlns:wp="http://schemas.openxmlformats.org/drawingml/2006/wordprocessingDrawing" xmlns:w10="urn:schemas-microsoft-com:office:word" xmlns:w="http://schemas.openxmlformats.org/wordprocessingml/2006/main" xmlns:w14="http://schemas.microsoft.com/office/word/2010/wordml" xmlns:w15="http://schemas.microsoft.com/office/word/2012/wordml" xmlns:w16cex="http://schemas.microsoft.com/office/word/2018/wordml/cex" xmlns:w16cid="http://schemas.microsoft.com/office/word/2016/wordml/cid" xmlns:w16="http://schemas.microsoft.com/office/word/2018/wordml" xmlns:w16du="http://schemas.microsoft.com/office/word/2023/wordml/word16du" xmlns:w16sdtdh="http://schemas.microsoft.com/office/word/2020/wordml/sdtdatahash" xmlns:w16sdtfl="http://schemas.microsoft.com/office/word/2024/wordml/sdtformatlock" xmlns:w16se="http://schemas.microsoft.com/office/word/2015/wordml/symex" xmlns:wpg="http://schemas.microsoft.com/office/word/2010/wordprocessingGroup" xmlns:wpi="http://schemas.microsoft.com/office/word/2010/wordprocessingInk" xmlns:wne="http://schemas.microsoft.com/office/word/2006/wordml" xmlns:wps="http://schemas.microsoft.com/office/word/2010/wordprocessingShape" mc:Ignorable="w14 w15 w16se w16cid w16 w16cex w16sdtdh w16sdtfl w16du wp14">
+<w:hdr xmlns:wpc="http://schemas.microsoft.com/office/word/2010/wordprocessingCanvas" xmlns:cx="http://schemas.microsoft.com/office/drawing/2014/chartex" xmlns:cx1="http://schemas.microsoft.com/office/drawing/2015/9/8/chartex" xmlns:cx2="http://schemas.microsoft.com/office/drawing/2015/10/21/chartex" xmlns:cx3="http://schemas.microsoft.com/office/drawing/2016/5/9/chartex" xmlns:cx4="http://schemas.microsoft.com/office/drawing/2016/5/10/chartex" xmlns:cx5="http://schemas.microsoft.com/office/drawing/2016/5/11/chartex" xmlns:cx6="http://schemas.microsoft.com/office/drawing/2016/5/12/chartex" xmlns:cx7="http://schemas.microsoft.com/office/drawing/2016/5/13/chartex" xmlns:cx8="http://schemas.microsoft.com/office/drawing/2016/5/14/chartex" xmlns:mc="http://schemas.openxmlformats.org/markup-compatibility/2006" xmlns:aink="http://schemas.microsoft.com/office/drawing/2016/ink" xmlns:am3d="http://schemas.microsoft.com/office/drawing/2017/model3d" xmlns:o="urn:schemas-microsoft-com:office:office" xmlns:r="http://schemas.openxmlformats.org/officeDocument/2006/relationships" xmlns:m="http://schemas.openxmlformats.org/officeDocument/2006/math" xmlns:v="urn:schemas-microsoft-com:vml" xmlns:wp14="http://schemas.microsoft.com/office/word/2010/wordprocessingDrawing" xmlns:wp="http://schemas.openxmlformats.org/drawingml/2006/wordprocessingDrawing" xmlns:w10="urn:schemas-microsoft-com:office:word" xmlns:w="http://schemas.openxmlformats.org/wordprocessingml/2006/main" xmlns:w14="http://schemas.microsoft.com/office/word/2010/wordml" xmlns:w15="http://schemas.microsoft.com/office/word/2012/wordml" xmlns:w16cex="http://schemas.microsoft.com/office/word/2018/wordml/cex" xmlns:w16cid="http://schemas.microsoft.com/office/word/2016/wordml/cid" xmlns:w16="http://schemas.microsoft.com/office/word/2018/wordml" xmlns:w16sdtdh="http://schemas.microsoft.com/office/word/2020/wordml/sdtdatahash" xmlns:w16se="http://schemas.microsoft.com/office/word/2015/wordml/symex" xmlns:wpg="http://schemas.microsoft.com/office/word/2010/wordprocessingGroup" xmlns:wpi="http://schemas.microsoft.com/office/word/2010/wordprocessingInk" xmlns:wne="http://schemas.microsoft.com/office/word/2006/wordml" xmlns:wps="http://schemas.microsoft.com/office/word/2010/wordprocessingShape" mc:Ignorable="w14 w15 w16se w16cid w16 w16cex w16sdtdh wp14">
   <w:p>
     <w:pPr>
-      <w:pStyle w:val="Header"/>
+      <w:pStyle w:val="Kopfzeile"/>
     </w:pPr>
     <w:r>
       <w:rPr>
@@ -4056,7 +4081,7 @@
           <v:path o:extrusionok="f" gradientshapeok="t" o:connecttype="rect"/>
           <o:lock v:ext="edit" aspectratio="t"/>
         </v:shapetype>
-        <v:shape id="WordPictureWatermark" o:spid="_x0000_s1028" type="#_x0000_t75" style="position:absolute;margin-left:0;margin-top:0;width:453.05pt;height:640.85pt;z-index:-251629568;mso-position-horizontal:center;mso-position-horizontal-relative:margin;mso-position-vertical:center;mso-position-vertical-relative:margin" o:allowincell="f">
+        <v:shape id="WordPictureWatermark" o:spid="_x0000_s2052" type="#_x0000_t75" style="position:absolute;margin-left:0;margin-top:0;width:453.05pt;height:640.85pt;z-index:-251629568;mso-position-horizontal:center;mso-position-horizontal-relative:margin;mso-position-vertical:center;mso-position-vertical-relative:margin" o:allowincell="f">
           <v:imagedata r:id="rId1" o:title="RA Hohlwein Briefkopf "/>
           <w10:wrap anchorx="margin" anchory="margin"/>
         </v:shape>
@@ -4067,7 +4092,7 @@
 </file>
 
 <file path=word/numbering.xml><?xml version="1.0" encoding="utf-8"?>
-<w:numbering xmlns:wpc="http://schemas.microsoft.com/office/word/2010/wordprocessingCanvas" xmlns:cx="http://schemas.microsoft.com/office/drawing/2014/chartex" xmlns:cx1="http://schemas.microsoft.com/office/drawing/2015/9/8/chartex" xmlns:cx2="http://schemas.microsoft.com/office/drawing/2015/10/21/chartex" xmlns:cx3="http://schemas.microsoft.com/office/drawing/2016/5/9/chartex" xmlns:cx4="http://schemas.microsoft.com/office/drawing/2016/5/10/chartex" xmlns:cx5="http://schemas.microsoft.com/office/drawing/2016/5/11/chartex" xmlns:cx6="http://schemas.microsoft.com/office/drawing/2016/5/12/chartex" xmlns:cx7="http://schemas.microsoft.com/office/drawing/2016/5/13/chartex" xmlns:cx8="http://schemas.microsoft.com/office/drawing/2016/5/14/chartex" xmlns:mc="http://schemas.openxmlformats.org/markup-compatibility/2006" xmlns:aink="http://schemas.microsoft.com/office/drawing/2016/ink" xmlns:am3d="http://schemas.microsoft.com/office/drawing/2017/model3d" xmlns:o="urn:schemas-microsoft-com:office:office" xmlns:oel="http://schemas.microsoft.com/office/2019/extlst" xmlns:r="http://schemas.openxmlformats.org/officeDocument/2006/relationships" xmlns:m="http://schemas.openxmlformats.org/officeDocument/2006/math" xmlns:v="urn:schemas-microsoft-com:vml" xmlns:wp14="http://schemas.microsoft.com/office/word/2010/wordprocessingDrawing" xmlns:wp="http://schemas.openxmlformats.org/drawingml/2006/wordprocessingDrawing" xmlns:w10="urn:schemas-microsoft-com:office:word" xmlns:w="http://schemas.openxmlformats.org/wordprocessingml/2006/main" xmlns:w14="http://schemas.microsoft.com/office/word/2010/wordml" xmlns:w15="http://schemas.microsoft.com/office/word/2012/wordml" xmlns:w16cex="http://schemas.microsoft.com/office/word/2018/wordml/cex" xmlns:w16cid="http://schemas.microsoft.com/office/word/2016/wordml/cid" xmlns:w16="http://schemas.microsoft.com/office/word/2018/wordml" xmlns:w16du="http://schemas.microsoft.com/office/word/2023/wordml/word16du" xmlns:w16sdtdh="http://schemas.microsoft.com/office/word/2020/wordml/sdtdatahash" xmlns:w16sdtfl="http://schemas.microsoft.com/office/word/2024/wordml/sdtformatlock" xmlns:w16se="http://schemas.microsoft.com/office/word/2015/wordml/symex" xmlns:wpg="http://schemas.microsoft.com/office/word/2010/wordprocessingGroup" xmlns:wpi="http://schemas.microsoft.com/office/word/2010/wordprocessingInk" xmlns:wne="http://schemas.microsoft.com/office/word/2006/wordml" xmlns:wps="http://schemas.microsoft.com/office/word/2010/wordprocessingShape" mc:Ignorable="w14 w15 w16se w16cid w16 w16cex w16sdtdh w16sdtfl w16du wp14">
+<w:numbering xmlns:wpc="http://schemas.microsoft.com/office/word/2010/wordprocessingCanvas" xmlns:cx="http://schemas.microsoft.com/office/drawing/2014/chartex" xmlns:cx1="http://schemas.microsoft.com/office/drawing/2015/9/8/chartex" xmlns:cx2="http://schemas.microsoft.com/office/drawing/2015/10/21/chartex" xmlns:cx3="http://schemas.microsoft.com/office/drawing/2016/5/9/chartex" xmlns:cx4="http://schemas.microsoft.com/office/drawing/2016/5/10/chartex" xmlns:cx5="http://schemas.microsoft.com/office/drawing/2016/5/11/chartex" xmlns:cx6="http://schemas.microsoft.com/office/drawing/2016/5/12/chartex" xmlns:cx7="http://schemas.microsoft.com/office/drawing/2016/5/13/chartex" xmlns:cx8="http://schemas.microsoft.com/office/drawing/2016/5/14/chartex" xmlns:mc="http://schemas.openxmlformats.org/markup-compatibility/2006" xmlns:aink="http://schemas.microsoft.com/office/drawing/2016/ink" xmlns:am3d="http://schemas.microsoft.com/office/drawing/2017/model3d" xmlns:o="urn:schemas-microsoft-com:office:office" xmlns:r="http://schemas.openxmlformats.org/officeDocument/2006/relationships" xmlns:m="http://schemas.openxmlformats.org/officeDocument/2006/math" xmlns:v="urn:schemas-microsoft-com:vml" xmlns:wp14="http://schemas.microsoft.com/office/word/2010/wordprocessingDrawing" xmlns:wp="http://schemas.openxmlformats.org/drawingml/2006/wordprocessingDrawing" xmlns:w10="urn:schemas-microsoft-com:office:word" xmlns:w="http://schemas.openxmlformats.org/wordprocessingml/2006/main" xmlns:w14="http://schemas.microsoft.com/office/word/2010/wordml" xmlns:w15="http://schemas.microsoft.com/office/word/2012/wordml" xmlns:w16cex="http://schemas.microsoft.com/office/word/2018/wordml/cex" xmlns:w16cid="http://schemas.microsoft.com/office/word/2016/wordml/cid" xmlns:w16="http://schemas.microsoft.com/office/word/2018/wordml" xmlns:w16sdtdh="http://schemas.microsoft.com/office/word/2020/wordml/sdtdatahash" xmlns:w16se="http://schemas.microsoft.com/office/word/2015/wordml/symex" xmlns:wpg="http://schemas.microsoft.com/office/word/2010/wordprocessingGroup" xmlns:wpi="http://schemas.microsoft.com/office/word/2010/wordprocessingInk" xmlns:wne="http://schemas.microsoft.com/office/word/2006/wordml" xmlns:wps="http://schemas.microsoft.com/office/word/2010/wordprocessingShape" mc:Ignorable="w14 w15 w16se w16cid w16 w16cex w16sdtdh wp14">
   <w:abstractNum w:abstractNumId="0" w15:restartNumberingAfterBreak="0">
     <w:nsid w:val="1FE0191D"/>
     <w:multiLevelType w:val="hybridMultilevel"/>
@@ -4240,17 +4265,17 @@
       </w:pPr>
     </w:lvl>
   </w:abstractNum>
-  <w:num w:numId="1" w16cid:durableId="533690660">
+  <w:num w:numId="1">
     <w:abstractNumId w:val="0"/>
   </w:num>
-  <w:num w:numId="2" w16cid:durableId="1321539897">
+  <w:num w:numId="2">
     <w:abstractNumId w:val="1"/>
   </w:num>
 </w:numbering>
 </file>
 
 <file path=word/styles.xml><?xml version="1.0" encoding="utf-8"?>
-<w:styles xmlns:mc="http://schemas.openxmlformats.org/markup-compatibility/2006" xmlns:r="http://schemas.openxmlformats.org/officeDocument/2006/relationships" xmlns:w="http://schemas.openxmlformats.org/wordprocessingml/2006/main" xmlns:w14="http://schemas.microsoft.com/office/word/2010/wordml" xmlns:w15="http://schemas.microsoft.com/office/word/2012/wordml" xmlns:w16cex="http://schemas.microsoft.com/office/word/2018/wordml/cex" xmlns:w16cid="http://schemas.microsoft.com/office/word/2016/wordml/cid" xmlns:w16="http://schemas.microsoft.com/office/word/2018/wordml" xmlns:w16du="http://schemas.microsoft.com/office/word/2023/wordml/word16du" xmlns:w16sdtdh="http://schemas.microsoft.com/office/word/2020/wordml/sdtdatahash" xmlns:w16sdtfl="http://schemas.microsoft.com/office/word/2024/wordml/sdtformatlock" xmlns:w16se="http://schemas.microsoft.com/office/word/2015/wordml/symex" mc:Ignorable="w14 w15 w16se w16cid w16 w16cex w16sdtdh w16sdtfl w16du">
+<w:styles xmlns:mc="http://schemas.openxmlformats.org/markup-compatibility/2006" xmlns:r="http://schemas.openxmlformats.org/officeDocument/2006/relationships" xmlns:w="http://schemas.openxmlformats.org/wordprocessingml/2006/main" xmlns:w14="http://schemas.microsoft.com/office/word/2010/wordml" xmlns:w15="http://schemas.microsoft.com/office/word/2012/wordml" xmlns:w16cex="http://schemas.microsoft.com/office/word/2018/wordml/cex" xmlns:w16cid="http://schemas.microsoft.com/office/word/2016/wordml/cid" xmlns:w16="http://schemas.microsoft.com/office/word/2018/wordml" xmlns:w16sdtdh="http://schemas.microsoft.com/office/word/2020/wordml/sdtdatahash" xmlns:w16se="http://schemas.microsoft.com/office/word/2015/wordml/symex" mc:Ignorable="w14 w15 w16se w16cid w16 w16cex w16sdtdh">
   <w:docDefaults>
     <w:rPrDefault>
       <w:rPr>
@@ -4646,20 +4671,20 @@
     <w:lsdException w:name="Unresolved Mention" w:semiHidden="1" w:unhideWhenUsed="1"/>
     <w:lsdException w:name="Smart Link" w:semiHidden="1" w:unhideWhenUsed="1"/>
   </w:latentStyles>
-  <w:style w:type="paragraph" w:default="1" w:styleId="Normal">
+  <w:style w:type="paragraph" w:default="1" w:styleId="Standard">
     <w:name w:val="Normal"/>
-    <w:next w:val="NoSpacing"/>
+    <w:next w:val="KeinLeerraum"/>
     <w:qFormat/>
     <w:rsid w:val="00693CF2"/>
     <w:rPr>
       <w:rFonts w:ascii="Arial MT Pro" w:hAnsi="Arial MT Pro"/>
     </w:rPr>
   </w:style>
-  <w:style w:type="paragraph" w:styleId="Heading1">
+  <w:style w:type="paragraph" w:styleId="berschrift1">
     <w:name w:val="heading 1"/>
-    <w:basedOn w:val="Normal"/>
-    <w:next w:val="Normal"/>
-    <w:link w:val="Heading1Char"/>
+    <w:basedOn w:val="Standard"/>
+    <w:next w:val="Standard"/>
+    <w:link w:val="berschrift1Zchn"/>
     <w:uiPriority w:val="9"/>
     <w:qFormat/>
     <w:rsid w:val="003F3ACD"/>
@@ -4676,11 +4701,11 @@
       <w:szCs w:val="40"/>
     </w:rPr>
   </w:style>
-  <w:style w:type="paragraph" w:styleId="Heading2">
+  <w:style w:type="paragraph" w:styleId="berschrift2">
     <w:name w:val="heading 2"/>
-    <w:basedOn w:val="Normal"/>
-    <w:next w:val="Normal"/>
-    <w:link w:val="Heading2Char"/>
+    <w:basedOn w:val="Standard"/>
+    <w:next w:val="Standard"/>
+    <w:link w:val="berschrift2Zchn"/>
     <w:uiPriority w:val="9"/>
     <w:semiHidden/>
     <w:unhideWhenUsed/>
@@ -4699,11 +4724,11 @@
       <w:szCs w:val="32"/>
     </w:rPr>
   </w:style>
-  <w:style w:type="paragraph" w:styleId="Heading3">
+  <w:style w:type="paragraph" w:styleId="berschrift3">
     <w:name w:val="heading 3"/>
-    <w:basedOn w:val="Normal"/>
-    <w:next w:val="Normal"/>
-    <w:link w:val="Heading3Char"/>
+    <w:basedOn w:val="Standard"/>
+    <w:next w:val="Standard"/>
+    <w:link w:val="berschrift3Zchn"/>
     <w:uiPriority w:val="9"/>
     <w:semiHidden/>
     <w:unhideWhenUsed/>
@@ -4722,11 +4747,11 @@
       <w:szCs w:val="28"/>
     </w:rPr>
   </w:style>
-  <w:style w:type="paragraph" w:styleId="Heading4">
+  <w:style w:type="paragraph" w:styleId="berschrift4">
     <w:name w:val="heading 4"/>
-    <w:basedOn w:val="Normal"/>
-    <w:next w:val="Normal"/>
-    <w:link w:val="Heading4Char"/>
+    <w:basedOn w:val="Standard"/>
+    <w:next w:val="Standard"/>
+    <w:link w:val="berschrift4Zchn"/>
     <w:uiPriority w:val="9"/>
     <w:semiHidden/>
     <w:unhideWhenUsed/>
@@ -4745,11 +4770,11 @@
       <w:color w:val="0F4761" w:themeColor="accent1" w:themeShade="BF"/>
     </w:rPr>
   </w:style>
-  <w:style w:type="paragraph" w:styleId="Heading5">
+  <w:style w:type="paragraph" w:styleId="berschrift5">
     <w:name w:val="heading 5"/>
-    <w:basedOn w:val="Normal"/>
-    <w:next w:val="Normal"/>
-    <w:link w:val="Heading5Char"/>
+    <w:basedOn w:val="Standard"/>
+    <w:next w:val="Standard"/>
+    <w:link w:val="berschrift5Zchn"/>
     <w:uiPriority w:val="9"/>
     <w:semiHidden/>
     <w:unhideWhenUsed/>
@@ -4766,11 +4791,11 @@
       <w:color w:val="0F4761" w:themeColor="accent1" w:themeShade="BF"/>
     </w:rPr>
   </w:style>
-  <w:style w:type="paragraph" w:styleId="Heading6">
+  <w:style w:type="paragraph" w:styleId="berschrift6">
     <w:name w:val="heading 6"/>
-    <w:basedOn w:val="Normal"/>
-    <w:next w:val="Normal"/>
-    <w:link w:val="Heading6Char"/>
+    <w:basedOn w:val="Standard"/>
+    <w:next w:val="Standard"/>
+    <w:link w:val="berschrift6Zchn"/>
     <w:uiPriority w:val="9"/>
     <w:semiHidden/>
     <w:unhideWhenUsed/>
@@ -4789,11 +4814,11 @@
       <w:color w:val="595959" w:themeColor="text1" w:themeTint="A6"/>
     </w:rPr>
   </w:style>
-  <w:style w:type="paragraph" w:styleId="Heading7">
+  <w:style w:type="paragraph" w:styleId="berschrift7">
     <w:name w:val="heading 7"/>
-    <w:basedOn w:val="Normal"/>
-    <w:next w:val="Normal"/>
-    <w:link w:val="Heading7Char"/>
+    <w:basedOn w:val="Standard"/>
+    <w:next w:val="Standard"/>
+    <w:link w:val="berschrift7Zchn"/>
     <w:uiPriority w:val="9"/>
     <w:semiHidden/>
     <w:unhideWhenUsed/>
@@ -4810,11 +4835,11 @@
       <w:color w:val="595959" w:themeColor="text1" w:themeTint="A6"/>
     </w:rPr>
   </w:style>
-  <w:style w:type="paragraph" w:styleId="Heading8">
+  <w:style w:type="paragraph" w:styleId="berschrift8">
     <w:name w:val="heading 8"/>
-    <w:basedOn w:val="Normal"/>
-    <w:next w:val="Normal"/>
-    <w:link w:val="Heading8Char"/>
+    <w:basedOn w:val="Standard"/>
+    <w:next w:val="Standard"/>
+    <w:link w:val="berschrift8Zchn"/>
     <w:uiPriority w:val="9"/>
     <w:semiHidden/>
     <w:unhideWhenUsed/>
@@ -4833,11 +4858,11 @@
       <w:color w:val="272727" w:themeColor="text1" w:themeTint="D8"/>
     </w:rPr>
   </w:style>
-  <w:style w:type="paragraph" w:styleId="Heading9">
+  <w:style w:type="paragraph" w:styleId="berschrift9">
     <w:name w:val="heading 9"/>
-    <w:basedOn w:val="Normal"/>
-    <w:next w:val="Normal"/>
-    <w:link w:val="Heading9Char"/>
+    <w:basedOn w:val="Standard"/>
+    <w:next w:val="Standard"/>
+    <w:link w:val="berschrift9Zchn"/>
     <w:uiPriority w:val="9"/>
     <w:semiHidden/>
     <w:unhideWhenUsed/>
@@ -4854,13 +4879,13 @@
       <w:color w:val="272727" w:themeColor="text1" w:themeTint="D8"/>
     </w:rPr>
   </w:style>
-  <w:style w:type="character" w:default="1" w:styleId="DefaultParagraphFont">
+  <w:style w:type="character" w:default="1" w:styleId="Absatz-Standardschriftart">
     <w:name w:val="Default Paragraph Font"/>
     <w:uiPriority w:val="1"/>
     <w:semiHidden/>
     <w:unhideWhenUsed/>
   </w:style>
-  <w:style w:type="table" w:default="1" w:styleId="TableNormal">
+  <w:style w:type="table" w:default="1" w:styleId="NormaleTabelle">
     <w:name w:val="Normal Table"/>
     <w:uiPriority w:val="99"/>
     <w:semiHidden/>
@@ -4875,16 +4900,16 @@
       </w:tblCellMar>
     </w:tblPr>
   </w:style>
-  <w:style w:type="numbering" w:default="1" w:styleId="NoList">
+  <w:style w:type="numbering" w:default="1" w:styleId="KeineListe">
     <w:name w:val="No List"/>
     <w:uiPriority w:val="99"/>
     <w:semiHidden/>
     <w:unhideWhenUsed/>
   </w:style>
-  <w:style w:type="character" w:customStyle="1" w:styleId="Heading1Char">
-    <w:name w:val="Heading 1 Char"/>
-    <w:basedOn w:val="DefaultParagraphFont"/>
-    <w:link w:val="Heading1"/>
+  <w:style w:type="character" w:customStyle="1" w:styleId="berschrift1Zchn">
+    <w:name w:val="Überschrift 1 Zchn"/>
+    <w:basedOn w:val="Absatz-Standardschriftart"/>
+    <w:link w:val="berschrift1"/>
     <w:uiPriority w:val="9"/>
     <w:rsid w:val="003F3ACD"/>
     <w:rPr>
@@ -4894,10 +4919,10 @@
       <w:szCs w:val="40"/>
     </w:rPr>
   </w:style>
-  <w:style w:type="character" w:customStyle="1" w:styleId="Heading2Char">
-    <w:name w:val="Heading 2 Char"/>
-    <w:basedOn w:val="DefaultParagraphFont"/>
-    <w:link w:val="Heading2"/>
+  <w:style w:type="character" w:customStyle="1" w:styleId="berschrift2Zchn">
+    <w:name w:val="Überschrift 2 Zchn"/>
+    <w:basedOn w:val="Absatz-Standardschriftart"/>
+    <w:link w:val="berschrift2"/>
     <w:uiPriority w:val="9"/>
     <w:semiHidden/>
     <w:rsid w:val="003F3ACD"/>
@@ -4908,10 +4933,10 @@
       <w:szCs w:val="32"/>
     </w:rPr>
   </w:style>
-  <w:style w:type="character" w:customStyle="1" w:styleId="Heading3Char">
-    <w:name w:val="Heading 3 Char"/>
-    <w:basedOn w:val="DefaultParagraphFont"/>
-    <w:link w:val="Heading3"/>
+  <w:style w:type="character" w:customStyle="1" w:styleId="berschrift3Zchn">
+    <w:name w:val="Überschrift 3 Zchn"/>
+    <w:basedOn w:val="Absatz-Standardschriftart"/>
+    <w:link w:val="berschrift3"/>
     <w:uiPriority w:val="9"/>
     <w:semiHidden/>
     <w:rsid w:val="003F3ACD"/>
@@ -4922,10 +4947,10 @@
       <w:szCs w:val="28"/>
     </w:rPr>
   </w:style>
-  <w:style w:type="character" w:customStyle="1" w:styleId="Heading4Char">
-    <w:name w:val="Heading 4 Char"/>
-    <w:basedOn w:val="DefaultParagraphFont"/>
-    <w:link w:val="Heading4"/>
+  <w:style w:type="character" w:customStyle="1" w:styleId="berschrift4Zchn">
+    <w:name w:val="Überschrift 4 Zchn"/>
+    <w:basedOn w:val="Absatz-Standardschriftart"/>
+    <w:link w:val="berschrift4"/>
     <w:uiPriority w:val="9"/>
     <w:semiHidden/>
     <w:rsid w:val="003F3ACD"/>
@@ -4936,10 +4961,10 @@
       <w:color w:val="0F4761" w:themeColor="accent1" w:themeShade="BF"/>
     </w:rPr>
   </w:style>
-  <w:style w:type="character" w:customStyle="1" w:styleId="Heading5Char">
-    <w:name w:val="Heading 5 Char"/>
-    <w:basedOn w:val="DefaultParagraphFont"/>
-    <w:link w:val="Heading5"/>
+  <w:style w:type="character" w:customStyle="1" w:styleId="berschrift5Zchn">
+    <w:name w:val="Überschrift 5 Zchn"/>
+    <w:basedOn w:val="Absatz-Standardschriftart"/>
+    <w:link w:val="berschrift5"/>
     <w:uiPriority w:val="9"/>
     <w:semiHidden/>
     <w:rsid w:val="003F3ACD"/>
@@ -4948,10 +4973,10 @@
       <w:color w:val="0F4761" w:themeColor="accent1" w:themeShade="BF"/>
     </w:rPr>
   </w:style>
-  <w:style w:type="character" w:customStyle="1" w:styleId="Heading6Char">
-    <w:name w:val="Heading 6 Char"/>
-    <w:basedOn w:val="DefaultParagraphFont"/>
-    <w:link w:val="Heading6"/>
+  <w:style w:type="character" w:customStyle="1" w:styleId="berschrift6Zchn">
+    <w:name w:val="Überschrift 6 Zchn"/>
+    <w:basedOn w:val="Absatz-Standardschriftart"/>
+    <w:link w:val="berschrift6"/>
     <w:uiPriority w:val="9"/>
     <w:semiHidden/>
     <w:rsid w:val="003F3ACD"/>
@@ -4962,10 +4987,10 @@
       <w:color w:val="595959" w:themeColor="text1" w:themeTint="A6"/>
     </w:rPr>
   </w:style>
-  <w:style w:type="character" w:customStyle="1" w:styleId="Heading7Char">
-    <w:name w:val="Heading 7 Char"/>
-    <w:basedOn w:val="DefaultParagraphFont"/>
-    <w:link w:val="Heading7"/>
+  <w:style w:type="character" w:customStyle="1" w:styleId="berschrift7Zchn">
+    <w:name w:val="Überschrift 7 Zchn"/>
+    <w:basedOn w:val="Absatz-Standardschriftart"/>
+    <w:link w:val="berschrift7"/>
     <w:uiPriority w:val="9"/>
     <w:semiHidden/>
     <w:rsid w:val="003F3ACD"/>
@@ -4974,10 +4999,10 @@
       <w:color w:val="595959" w:themeColor="text1" w:themeTint="A6"/>
     </w:rPr>
   </w:style>
-  <w:style w:type="character" w:customStyle="1" w:styleId="Heading8Char">
-    <w:name w:val="Heading 8 Char"/>
-    <w:basedOn w:val="DefaultParagraphFont"/>
-    <w:link w:val="Heading8"/>
+  <w:style w:type="character" w:customStyle="1" w:styleId="berschrift8Zchn">
+    <w:name w:val="Überschrift 8 Zchn"/>
+    <w:basedOn w:val="Absatz-Standardschriftart"/>
+    <w:link w:val="berschrift8"/>
     <w:uiPriority w:val="9"/>
     <w:semiHidden/>
     <w:rsid w:val="003F3ACD"/>
@@ -4988,10 +5013,10 @@
       <w:color w:val="272727" w:themeColor="text1" w:themeTint="D8"/>
     </w:rPr>
   </w:style>
-  <w:style w:type="character" w:customStyle="1" w:styleId="Heading9Char">
-    <w:name w:val="Heading 9 Char"/>
-    <w:basedOn w:val="DefaultParagraphFont"/>
-    <w:link w:val="Heading9"/>
+  <w:style w:type="character" w:customStyle="1" w:styleId="berschrift9Zchn">
+    <w:name w:val="Überschrift 9 Zchn"/>
+    <w:basedOn w:val="Absatz-Standardschriftart"/>
+    <w:link w:val="berschrift9"/>
     <w:uiPriority w:val="9"/>
     <w:semiHidden/>
     <w:rsid w:val="003F3ACD"/>
@@ -5000,11 +5025,11 @@
       <w:color w:val="272727" w:themeColor="text1" w:themeTint="D8"/>
     </w:rPr>
   </w:style>
-  <w:style w:type="paragraph" w:styleId="Title">
+  <w:style w:type="paragraph" w:styleId="Titel">
     <w:name w:val="Title"/>
-    <w:basedOn w:val="Normal"/>
-    <w:next w:val="Normal"/>
-    <w:link w:val="TitleChar"/>
+    <w:basedOn w:val="Standard"/>
+    <w:next w:val="Standard"/>
+    <w:link w:val="TitelZchn"/>
     <w:uiPriority w:val="10"/>
     <w:qFormat/>
     <w:rsid w:val="003F3ACD"/>
@@ -5020,10 +5045,10 @@
       <w:szCs w:val="56"/>
     </w:rPr>
   </w:style>
-  <w:style w:type="character" w:customStyle="1" w:styleId="TitleChar">
-    <w:name w:val="Title Char"/>
-    <w:basedOn w:val="DefaultParagraphFont"/>
-    <w:link w:val="Title"/>
+  <w:style w:type="character" w:customStyle="1" w:styleId="TitelZchn">
+    <w:name w:val="Titel Zchn"/>
+    <w:basedOn w:val="Absatz-Standardschriftart"/>
+    <w:link w:val="Titel"/>
     <w:uiPriority w:val="10"/>
     <w:rsid w:val="003F3ACD"/>
     <w:rPr>
@@ -5034,11 +5059,11 @@
       <w:szCs w:val="56"/>
     </w:rPr>
   </w:style>
-  <w:style w:type="paragraph" w:styleId="Subtitle">
+  <w:style w:type="paragraph" w:styleId="Untertitel">
     <w:name w:val="Subtitle"/>
-    <w:basedOn w:val="Normal"/>
-    <w:next w:val="Normal"/>
-    <w:link w:val="SubtitleChar"/>
+    <w:basedOn w:val="Standard"/>
+    <w:next w:val="Standard"/>
+    <w:link w:val="UntertitelZchn"/>
     <w:uiPriority w:val="11"/>
     <w:qFormat/>
     <w:rsid w:val="003F3ACD"/>
@@ -5055,10 +5080,10 @@
       <w:szCs w:val="28"/>
     </w:rPr>
   </w:style>
-  <w:style w:type="character" w:customStyle="1" w:styleId="SubtitleChar">
-    <w:name w:val="Subtitle Char"/>
-    <w:basedOn w:val="DefaultParagraphFont"/>
-    <w:link w:val="Subtitle"/>
+  <w:style w:type="character" w:customStyle="1" w:styleId="UntertitelZchn">
+    <w:name w:val="Untertitel Zchn"/>
+    <w:basedOn w:val="Absatz-Standardschriftart"/>
+    <w:link w:val="Untertitel"/>
     <w:uiPriority w:val="11"/>
     <w:rsid w:val="003F3ACD"/>
     <w:rPr>
@@ -5069,11 +5094,11 @@
       <w:szCs w:val="28"/>
     </w:rPr>
   </w:style>
-  <w:style w:type="paragraph" w:styleId="Quote">
+  <w:style w:type="paragraph" w:styleId="Zitat">
     <w:name w:val="Quote"/>
-    <w:basedOn w:val="Normal"/>
-    <w:next w:val="Normal"/>
-    <w:link w:val="QuoteChar"/>
+    <w:basedOn w:val="Standard"/>
+    <w:next w:val="Standard"/>
+    <w:link w:val="ZitatZchn"/>
     <w:uiPriority w:val="29"/>
     <w:qFormat/>
     <w:rsid w:val="003F3ACD"/>
@@ -5087,10 +5112,10 @@
       <w:color w:val="404040" w:themeColor="text1" w:themeTint="BF"/>
     </w:rPr>
   </w:style>
-  <w:style w:type="character" w:customStyle="1" w:styleId="QuoteChar">
-    <w:name w:val="Quote Char"/>
-    <w:basedOn w:val="DefaultParagraphFont"/>
-    <w:link w:val="Quote"/>
+  <w:style w:type="character" w:customStyle="1" w:styleId="ZitatZchn">
+    <w:name w:val="Zitat Zchn"/>
+    <w:basedOn w:val="Absatz-Standardschriftart"/>
+    <w:link w:val="Zitat"/>
     <w:uiPriority w:val="29"/>
     <w:rsid w:val="003F3ACD"/>
     <w:rPr>
@@ -5099,9 +5124,9 @@
       <w:color w:val="404040" w:themeColor="text1" w:themeTint="BF"/>
     </w:rPr>
   </w:style>
-  <w:style w:type="paragraph" w:styleId="ListParagraph">
+  <w:style w:type="paragraph" w:styleId="Listenabsatz">
     <w:name w:val="List Paragraph"/>
-    <w:basedOn w:val="Normal"/>
+    <w:basedOn w:val="Standard"/>
     <w:uiPriority w:val="34"/>
     <w:qFormat/>
     <w:rsid w:val="003F3ACD"/>
@@ -5110,9 +5135,9 @@
       <w:contextualSpacing/>
     </w:pPr>
   </w:style>
-  <w:style w:type="character" w:styleId="IntenseEmphasis">
+  <w:style w:type="character" w:styleId="IntensiveHervorhebung">
     <w:name w:val="Intense Emphasis"/>
-    <w:basedOn w:val="DefaultParagraphFont"/>
+    <w:basedOn w:val="Absatz-Standardschriftart"/>
     <w:uiPriority w:val="21"/>
     <w:qFormat/>
     <w:rsid w:val="003F3ACD"/>
@@ -5122,11 +5147,11 @@
       <w:color w:val="0F4761" w:themeColor="accent1" w:themeShade="BF"/>
     </w:rPr>
   </w:style>
-  <w:style w:type="paragraph" w:styleId="IntenseQuote">
+  <w:style w:type="paragraph" w:styleId="IntensivesZitat">
     <w:name w:val="Intense Quote"/>
-    <w:basedOn w:val="Normal"/>
-    <w:next w:val="Normal"/>
-    <w:link w:val="IntenseQuoteChar"/>
+    <w:basedOn w:val="Standard"/>
+    <w:next w:val="Standard"/>
+    <w:link w:val="IntensivesZitatZchn"/>
     <w:uiPriority w:val="30"/>
     <w:qFormat/>
     <w:rsid w:val="003F3ACD"/>
@@ -5145,10 +5170,10 @@
       <w:color w:val="0F4761" w:themeColor="accent1" w:themeShade="BF"/>
     </w:rPr>
   </w:style>
-  <w:style w:type="character" w:customStyle="1" w:styleId="IntenseQuoteChar">
-    <w:name w:val="Intense Quote Char"/>
-    <w:basedOn w:val="DefaultParagraphFont"/>
-    <w:link w:val="IntenseQuote"/>
+  <w:style w:type="character" w:customStyle="1" w:styleId="IntensivesZitatZchn">
+    <w:name w:val="Intensives Zitat Zchn"/>
+    <w:basedOn w:val="Absatz-Standardschriftart"/>
+    <w:link w:val="IntensivesZitat"/>
     <w:uiPriority w:val="30"/>
     <w:rsid w:val="003F3ACD"/>
     <w:rPr>
@@ -5157,9 +5182,9 @@
       <w:color w:val="0F4761" w:themeColor="accent1" w:themeShade="BF"/>
     </w:rPr>
   </w:style>
-  <w:style w:type="character" w:styleId="IntenseReference">
+  <w:style w:type="character" w:styleId="IntensiverVerweis">
     <w:name w:val="Intense Reference"/>
-    <w:basedOn w:val="DefaultParagraphFont"/>
+    <w:basedOn w:val="Absatz-Standardschriftart"/>
     <w:uiPriority w:val="32"/>
     <w:qFormat/>
     <w:rsid w:val="003F3ACD"/>
@@ -5171,10 +5196,10 @@
       <w:spacing w:val="5"/>
     </w:rPr>
   </w:style>
-  <w:style w:type="paragraph" w:styleId="Header">
+  <w:style w:type="paragraph" w:styleId="Kopfzeile">
     <w:name w:val="header"/>
-    <w:basedOn w:val="Normal"/>
-    <w:link w:val="HeaderChar"/>
+    <w:basedOn w:val="Standard"/>
+    <w:link w:val="KopfzeileZchn"/>
     <w:uiPriority w:val="99"/>
     <w:unhideWhenUsed/>
     <w:rsid w:val="003F3ACD"/>
@@ -5186,17 +5211,17 @@
       <w:spacing w:after="0" w:line="240" w:lineRule="auto"/>
     </w:pPr>
   </w:style>
-  <w:style w:type="character" w:customStyle="1" w:styleId="HeaderChar">
-    <w:name w:val="Header Char"/>
-    <w:basedOn w:val="DefaultParagraphFont"/>
-    <w:link w:val="Header"/>
+  <w:style w:type="character" w:customStyle="1" w:styleId="KopfzeileZchn">
+    <w:name w:val="Kopfzeile Zchn"/>
+    <w:basedOn w:val="Absatz-Standardschriftart"/>
+    <w:link w:val="Kopfzeile"/>
     <w:uiPriority w:val="99"/>
     <w:rsid w:val="003F3ACD"/>
   </w:style>
-  <w:style w:type="paragraph" w:styleId="Footer">
+  <w:style w:type="paragraph" w:styleId="Fuzeile">
     <w:name w:val="footer"/>
-    <w:basedOn w:val="Normal"/>
-    <w:link w:val="FooterChar"/>
+    <w:basedOn w:val="Standard"/>
+    <w:link w:val="FuzeileZchn"/>
     <w:uiPriority w:val="99"/>
     <w:unhideWhenUsed/>
     <w:rsid w:val="003F3ACD"/>
@@ -5208,14 +5233,14 @@
       <w:spacing w:after="0" w:line="240" w:lineRule="auto"/>
     </w:pPr>
   </w:style>
-  <w:style w:type="character" w:customStyle="1" w:styleId="FooterChar">
-    <w:name w:val="Footer Char"/>
-    <w:basedOn w:val="DefaultParagraphFont"/>
-    <w:link w:val="Footer"/>
+  <w:style w:type="character" w:customStyle="1" w:styleId="FuzeileZchn">
+    <w:name w:val="Fußzeile Zchn"/>
+    <w:basedOn w:val="Absatz-Standardschriftart"/>
+    <w:link w:val="Fuzeile"/>
     <w:uiPriority w:val="99"/>
     <w:rsid w:val="003F3ACD"/>
   </w:style>
-  <w:style w:type="paragraph" w:styleId="NoSpacing">
+  <w:style w:type="paragraph" w:styleId="KeinLeerraum">
     <w:name w:val="No Spacing"/>
     <w:uiPriority w:val="1"/>
     <w:qFormat/>
@@ -5224,9 +5249,9 @@
       <w:spacing w:after="0" w:line="240" w:lineRule="auto"/>
     </w:pPr>
   </w:style>
-  <w:style w:type="paragraph" w:styleId="NormalWeb">
+  <w:style w:type="paragraph" w:styleId="StandardWeb">
     <w:name w:val="Normal (Web)"/>
-    <w:basedOn w:val="Normal"/>
+    <w:basedOn w:val="Standard"/>
     <w:uiPriority w:val="99"/>
     <w:unhideWhenUsed/>
     <w:rsid w:val="003F3ACD"/>
@@ -5242,9 +5267,9 @@
       <w14:ligatures w14:val="none"/>
     </w:rPr>
   </w:style>
-  <w:style w:type="table" w:styleId="TableGrid">
+  <w:style w:type="table" w:styleId="Tabellenraster">
     <w:name w:val="Table Grid"/>
-    <w:basedOn w:val="TableNormal"/>
+    <w:basedOn w:val="NormaleTabelle"/>
     <w:uiPriority w:val="39"/>
     <w:rsid w:val="00C84BF4"/>
     <w:pPr>
@@ -5261,9 +5286,9 @@
       </w:tblBorders>
     </w:tblPr>
   </w:style>
-  <w:style w:type="character" w:styleId="Strong">
+  <w:style w:type="character" w:styleId="Fett">
     <w:name w:val="Strong"/>
-    <w:basedOn w:val="DefaultParagraphFont"/>
+    <w:basedOn w:val="Absatz-Standardschriftart"/>
     <w:uiPriority w:val="22"/>
     <w:qFormat/>
     <w:rsid w:val="008E7D1A"/>
